--- a/docs/tables/auc3/sec8_ckd_c10.docx
+++ b/docs/tables/auc3/sec8_ckd_c10.docx
@@ -2069,113 +2069,113 @@
                 <w:szCs w:val="22"/>
                 <w:color w:val="000000"/>
               </w:rPr>
-              <w:t xml:space="preserve">3.02</w:t>
-            </w:r>
-          </w:p>
-        </w:tc>
-        <w:tc>
-          <w:tcPr>
-            <w:tcBorders>
-              <w:bottom w:val="none" w:sz="0" w:space="0" w:color="000000"/>
-              <w:top w:val="none" w:sz="0" w:space="0" w:color="000000"/>
-              <w:left w:val="none" w:sz="0" w:space="0" w:color="000000"/>
-              <w:right w:val="none" w:sz="0" w:space="0" w:color="000000"/>
-            </w:tcBorders>
-            <w:shd w:val="clear" w:color="auto" w:fill="FFFFFF"/>
-            <w:tcMar>
-              <w:top w:w="0" w:type="dxa"/>
-              <w:bottom w:w="0" w:type="dxa"/>
-              <w:left w:w="0" w:type="dxa"/>
-              <w:right w:w="0" w:type="dxa"/>
-            </w:tcMar>
-            <w:vAlign w:val="top"/>
-          </w:tcPr>
-          <w:p>
-            <w:pPr>
-              <w:pStyle w:val="Normal"/>
-              <w:jc w:val="center"/>
-              <w:pBdr>
-                <w:bottom w:val="none" w:sz="0" w:space="0" w:color="000000"/>
-                <w:top w:val="none" w:sz="0" w:space="0" w:color="000000"/>
-                <w:left w:val="none" w:sz="0" w:space="0" w:color="000000"/>
-                <w:right w:val="none" w:sz="0" w:space="0" w:color="000000"/>
-              </w:pBdr>
-              <w:spacing w:after="100" w:before="100" w:line="240"/>
-              <w:ind w:left="100" w:right="100" w:firstLine="0" w:firstLineChars="0"/>
-              <w:rPr>
-                <w:rFonts w:ascii="Helvetica" w:hAnsi="Helvetica" w:eastAsia="Helvetica" w:cs="Helvetica"/>
-                <w:i w:val="false"/>
-                <w:b w:val="false"/>
-                <w:u w:val="none"/>
-                <w:sz w:val="22"/>
-                <w:szCs w:val="22"/>
-                <w:color w:val="000000"/>
-              </w:rPr>
-            </w:pPr>
-            <w:r>
-              <w:rPr>
-                <w:rFonts w:ascii="Helvetica" w:hAnsi="Helvetica" w:eastAsia="Helvetica" w:cs="Helvetica"/>
-                <w:i w:val="false"/>
-                <w:b w:val="false"/>
-                <w:u w:val="none"/>
-                <w:sz w:val="22"/>
-                <w:szCs w:val="22"/>
-                <w:color w:val="000000"/>
-              </w:rPr>
-              <w:t xml:space="preserve">0.47, 19.4</w:t>
-            </w:r>
-          </w:p>
-        </w:tc>
-        <w:tc>
-          <w:tcPr>
-            <w:tcBorders>
-              <w:bottom w:val="none" w:sz="0" w:space="0" w:color="000000"/>
-              <w:top w:val="none" w:sz="0" w:space="0" w:color="000000"/>
-              <w:left w:val="none" w:sz="0" w:space="0" w:color="000000"/>
-              <w:right w:val="none" w:sz="0" w:space="0" w:color="000000"/>
-            </w:tcBorders>
-            <w:shd w:val="clear" w:color="auto" w:fill="FFFFFF"/>
-            <w:tcMar>
-              <w:top w:w="0" w:type="dxa"/>
-              <w:bottom w:w="0" w:type="dxa"/>
-              <w:left w:w="0" w:type="dxa"/>
-              <w:right w:w="0" w:type="dxa"/>
-            </w:tcMar>
-            <w:vAlign w:val="top"/>
-          </w:tcPr>
-          <w:p>
-            <w:pPr>
-              <w:pStyle w:val="Normal"/>
-              <w:jc w:val="center"/>
-              <w:pBdr>
-                <w:bottom w:val="none" w:sz="0" w:space="0" w:color="000000"/>
-                <w:top w:val="none" w:sz="0" w:space="0" w:color="000000"/>
-                <w:left w:val="none" w:sz="0" w:space="0" w:color="000000"/>
-                <w:right w:val="none" w:sz="0" w:space="0" w:color="000000"/>
-              </w:pBdr>
-              <w:spacing w:after="100" w:before="100" w:line="240"/>
-              <w:ind w:left="100" w:right="100" w:firstLine="0" w:firstLineChars="0"/>
-              <w:rPr>
-                <w:rFonts w:ascii="Helvetica" w:hAnsi="Helvetica" w:eastAsia="Helvetica" w:cs="Helvetica"/>
-                <w:i w:val="false"/>
-                <w:b w:val="false"/>
-                <w:u w:val="none"/>
-                <w:sz w:val="22"/>
-                <w:szCs w:val="22"/>
-                <w:color w:val="000000"/>
-              </w:rPr>
-            </w:pPr>
-            <w:r>
-              <w:rPr>
-                <w:rFonts w:ascii="Helvetica" w:hAnsi="Helvetica" w:eastAsia="Helvetica" w:cs="Helvetica"/>
-                <w:i w:val="false"/>
-                <w:b w:val="false"/>
-                <w:u w:val="none"/>
-                <w:sz w:val="22"/>
-                <w:szCs w:val="22"/>
-                <w:color w:val="000000"/>
-              </w:rPr>
-              <w:t xml:space="preserve">0.240</w:t>
+              <w:t xml:space="preserve">4.28</w:t>
+            </w:r>
+          </w:p>
+        </w:tc>
+        <w:tc>
+          <w:tcPr>
+            <w:tcBorders>
+              <w:bottom w:val="none" w:sz="0" w:space="0" w:color="000000"/>
+              <w:top w:val="none" w:sz="0" w:space="0" w:color="000000"/>
+              <w:left w:val="none" w:sz="0" w:space="0" w:color="000000"/>
+              <w:right w:val="none" w:sz="0" w:space="0" w:color="000000"/>
+            </w:tcBorders>
+            <w:shd w:val="clear" w:color="auto" w:fill="FFFFFF"/>
+            <w:tcMar>
+              <w:top w:w="0" w:type="dxa"/>
+              <w:bottom w:w="0" w:type="dxa"/>
+              <w:left w:w="0" w:type="dxa"/>
+              <w:right w:w="0" w:type="dxa"/>
+            </w:tcMar>
+            <w:vAlign w:val="top"/>
+          </w:tcPr>
+          <w:p>
+            <w:pPr>
+              <w:pStyle w:val="Normal"/>
+              <w:jc w:val="center"/>
+              <w:pBdr>
+                <w:bottom w:val="none" w:sz="0" w:space="0" w:color="000000"/>
+                <w:top w:val="none" w:sz="0" w:space="0" w:color="000000"/>
+                <w:left w:val="none" w:sz="0" w:space="0" w:color="000000"/>
+                <w:right w:val="none" w:sz="0" w:space="0" w:color="000000"/>
+              </w:pBdr>
+              <w:spacing w:after="100" w:before="100" w:line="240"/>
+              <w:ind w:left="100" w:right="100" w:firstLine="0" w:firstLineChars="0"/>
+              <w:rPr>
+                <w:rFonts w:ascii="Helvetica" w:hAnsi="Helvetica" w:eastAsia="Helvetica" w:cs="Helvetica"/>
+                <w:i w:val="false"/>
+                <w:b w:val="false"/>
+                <w:u w:val="none"/>
+                <w:sz w:val="22"/>
+                <w:szCs w:val="22"/>
+                <w:color w:val="000000"/>
+              </w:rPr>
+            </w:pPr>
+            <w:r>
+              <w:rPr>
+                <w:rFonts w:ascii="Helvetica" w:hAnsi="Helvetica" w:eastAsia="Helvetica" w:cs="Helvetica"/>
+                <w:i w:val="false"/>
+                <w:b w:val="false"/>
+                <w:u w:val="none"/>
+                <w:sz w:val="22"/>
+                <w:szCs w:val="22"/>
+                <w:color w:val="000000"/>
+              </w:rPr>
+              <w:t xml:space="preserve">0.52, 35.3</w:t>
+            </w:r>
+          </w:p>
+        </w:tc>
+        <w:tc>
+          <w:tcPr>
+            <w:tcBorders>
+              <w:bottom w:val="none" w:sz="0" w:space="0" w:color="000000"/>
+              <w:top w:val="none" w:sz="0" w:space="0" w:color="000000"/>
+              <w:left w:val="none" w:sz="0" w:space="0" w:color="000000"/>
+              <w:right w:val="none" w:sz="0" w:space="0" w:color="000000"/>
+            </w:tcBorders>
+            <w:shd w:val="clear" w:color="auto" w:fill="FFFFFF"/>
+            <w:tcMar>
+              <w:top w:w="0" w:type="dxa"/>
+              <w:bottom w:w="0" w:type="dxa"/>
+              <w:left w:w="0" w:type="dxa"/>
+              <w:right w:w="0" w:type="dxa"/>
+            </w:tcMar>
+            <w:vAlign w:val="top"/>
+          </w:tcPr>
+          <w:p>
+            <w:pPr>
+              <w:pStyle w:val="Normal"/>
+              <w:jc w:val="center"/>
+              <w:pBdr>
+                <w:bottom w:val="none" w:sz="0" w:space="0" w:color="000000"/>
+                <w:top w:val="none" w:sz="0" w:space="0" w:color="000000"/>
+                <w:left w:val="none" w:sz="0" w:space="0" w:color="000000"/>
+                <w:right w:val="none" w:sz="0" w:space="0" w:color="000000"/>
+              </w:pBdr>
+              <w:spacing w:after="100" w:before="100" w:line="240"/>
+              <w:ind w:left="100" w:right="100" w:firstLine="0" w:firstLineChars="0"/>
+              <w:rPr>
+                <w:rFonts w:ascii="Helvetica" w:hAnsi="Helvetica" w:eastAsia="Helvetica" w:cs="Helvetica"/>
+                <w:i w:val="false"/>
+                <w:b w:val="false"/>
+                <w:u w:val="none"/>
+                <w:sz w:val="22"/>
+                <w:szCs w:val="22"/>
+                <w:color w:val="000000"/>
+              </w:rPr>
+            </w:pPr>
+            <w:r>
+              <w:rPr>
+                <w:rFonts w:ascii="Helvetica" w:hAnsi="Helvetica" w:eastAsia="Helvetica" w:cs="Helvetica"/>
+                <w:i w:val="false"/>
+                <w:b w:val="false"/>
+                <w:u w:val="none"/>
+                <w:sz w:val="22"/>
+                <w:szCs w:val="22"/>
+                <w:color w:val="000000"/>
+              </w:rPr>
+              <w:t xml:space="preserve">0.180</w:t>
             </w:r>
           </w:p>
         </w:tc>
@@ -2658,7 +2658,7 @@
                 <w:szCs w:val="22"/>
                 <w:color w:val="000000"/>
               </w:rPr>
-              <w:t xml:space="preserve">0.086</w:t>
+              <w:t xml:space="preserve">0.065</w:t>
             </w:r>
           </w:p>
         </w:tc>
@@ -4001,113 +4001,113 @@
                 <w:szCs w:val="22"/>
                 <w:color w:val="000000"/>
               </w:rPr>
-              <w:t xml:space="preserve">39.7</w:t>
-            </w:r>
-          </w:p>
-        </w:tc>
-        <w:tc>
-          <w:tcPr>
-            <w:tcBorders>
-              <w:bottom w:val="none" w:sz="0" w:space="0" w:color="000000"/>
-              <w:top w:val="none" w:sz="0" w:space="0" w:color="000000"/>
-              <w:left w:val="none" w:sz="0" w:space="0" w:color="000000"/>
-              <w:right w:val="none" w:sz="0" w:space="0" w:color="000000"/>
-            </w:tcBorders>
-            <w:shd w:val="clear" w:color="auto" w:fill="FFFFFF"/>
-            <w:tcMar>
-              <w:top w:w="0" w:type="dxa"/>
-              <w:bottom w:w="0" w:type="dxa"/>
-              <w:left w:w="0" w:type="dxa"/>
-              <w:right w:w="0" w:type="dxa"/>
-            </w:tcMar>
-            <w:vAlign w:val="top"/>
-          </w:tcPr>
-          <w:p>
-            <w:pPr>
-              <w:pStyle w:val="Normal"/>
-              <w:jc w:val="center"/>
-              <w:pBdr>
-                <w:bottom w:val="none" w:sz="0" w:space="0" w:color="000000"/>
-                <w:top w:val="none" w:sz="0" w:space="0" w:color="000000"/>
-                <w:left w:val="none" w:sz="0" w:space="0" w:color="000000"/>
-                <w:right w:val="none" w:sz="0" w:space="0" w:color="000000"/>
-              </w:pBdr>
-              <w:spacing w:after="100" w:before="100" w:line="240"/>
-              <w:ind w:left="100" w:right="100" w:firstLine="0" w:firstLineChars="0"/>
-              <w:rPr>
-                <w:rFonts w:ascii="Helvetica" w:hAnsi="Helvetica" w:eastAsia="Helvetica" w:cs="Helvetica"/>
-                <w:i w:val="false"/>
-                <w:b w:val="false"/>
-                <w:u w:val="none"/>
-                <w:sz w:val="22"/>
-                <w:szCs w:val="22"/>
-                <w:color w:val="000000"/>
-              </w:rPr>
-            </w:pPr>
-            <w:r>
-              <w:rPr>
-                <w:rFonts w:ascii="Helvetica" w:hAnsi="Helvetica" w:eastAsia="Helvetica" w:cs="Helvetica"/>
-                <w:i w:val="false"/>
-                <w:b w:val="false"/>
-                <w:u w:val="none"/>
-                <w:sz w:val="22"/>
-                <w:szCs w:val="22"/>
-                <w:color w:val="000000"/>
-              </w:rPr>
-              <w:t xml:space="preserve">3.26, 484</w:t>
-            </w:r>
-          </w:p>
-        </w:tc>
-        <w:tc>
-          <w:tcPr>
-            <w:tcBorders>
-              <w:bottom w:val="none" w:sz="0" w:space="0" w:color="000000"/>
-              <w:top w:val="none" w:sz="0" w:space="0" w:color="000000"/>
-              <w:left w:val="none" w:sz="0" w:space="0" w:color="000000"/>
-              <w:right w:val="none" w:sz="0" w:space="0" w:color="000000"/>
-            </w:tcBorders>
-            <w:shd w:val="clear" w:color="auto" w:fill="FFFFFF"/>
-            <w:tcMar>
-              <w:top w:w="0" w:type="dxa"/>
-              <w:bottom w:w="0" w:type="dxa"/>
-              <w:left w:w="0" w:type="dxa"/>
-              <w:right w:w="0" w:type="dxa"/>
-            </w:tcMar>
-            <w:vAlign w:val="top"/>
-          </w:tcPr>
-          <w:p>
-            <w:pPr>
-              <w:pStyle w:val="Normal"/>
-              <w:jc w:val="center"/>
-              <w:pBdr>
-                <w:bottom w:val="none" w:sz="0" w:space="0" w:color="000000"/>
-                <w:top w:val="none" w:sz="0" w:space="0" w:color="000000"/>
-                <w:left w:val="none" w:sz="0" w:space="0" w:color="000000"/>
-                <w:right w:val="none" w:sz="0" w:space="0" w:color="000000"/>
-              </w:pBdr>
-              <w:spacing w:after="100" w:before="100" w:line="240"/>
-              <w:ind w:left="100" w:right="100" w:firstLine="0" w:firstLineChars="0"/>
-              <w:rPr>
-                <w:rFonts w:ascii="Helvetica" w:hAnsi="Helvetica" w:eastAsia="Helvetica" w:cs="Helvetica"/>
-                <w:i w:val="false"/>
-                <w:b w:val="false"/>
-                <w:u w:val="none"/>
-                <w:sz w:val="22"/>
-                <w:szCs w:val="22"/>
-                <w:color w:val="000000"/>
-              </w:rPr>
-            </w:pPr>
-            <w:r>
-              <w:rPr>
-                <w:rFonts w:ascii="Helvetica" w:hAnsi="Helvetica" w:eastAsia="Helvetica" w:cs="Helvetica"/>
-                <w:i w:val="false"/>
-                <w:b w:val="false"/>
-                <w:u w:val="none"/>
-                <w:sz w:val="22"/>
-                <w:szCs w:val="22"/>
-                <w:color w:val="000000"/>
-              </w:rPr>
-              <w:t xml:space="preserve">0.004</w:t>
+              <w:t xml:space="preserve">57.6</w:t>
+            </w:r>
+          </w:p>
+        </w:tc>
+        <w:tc>
+          <w:tcPr>
+            <w:tcBorders>
+              <w:bottom w:val="none" w:sz="0" w:space="0" w:color="000000"/>
+              <w:top w:val="none" w:sz="0" w:space="0" w:color="000000"/>
+              <w:left w:val="none" w:sz="0" w:space="0" w:color="000000"/>
+              <w:right w:val="none" w:sz="0" w:space="0" w:color="000000"/>
+            </w:tcBorders>
+            <w:shd w:val="clear" w:color="auto" w:fill="FFFFFF"/>
+            <w:tcMar>
+              <w:top w:w="0" w:type="dxa"/>
+              <w:bottom w:w="0" w:type="dxa"/>
+              <w:left w:w="0" w:type="dxa"/>
+              <w:right w:w="0" w:type="dxa"/>
+            </w:tcMar>
+            <w:vAlign w:val="top"/>
+          </w:tcPr>
+          <w:p>
+            <w:pPr>
+              <w:pStyle w:val="Normal"/>
+              <w:jc w:val="center"/>
+              <w:pBdr>
+                <w:bottom w:val="none" w:sz="0" w:space="0" w:color="000000"/>
+                <w:top w:val="none" w:sz="0" w:space="0" w:color="000000"/>
+                <w:left w:val="none" w:sz="0" w:space="0" w:color="000000"/>
+                <w:right w:val="none" w:sz="0" w:space="0" w:color="000000"/>
+              </w:pBdr>
+              <w:spacing w:after="100" w:before="100" w:line="240"/>
+              <w:ind w:left="100" w:right="100" w:firstLine="0" w:firstLineChars="0"/>
+              <w:rPr>
+                <w:rFonts w:ascii="Helvetica" w:hAnsi="Helvetica" w:eastAsia="Helvetica" w:cs="Helvetica"/>
+                <w:i w:val="false"/>
+                <w:b w:val="false"/>
+                <w:u w:val="none"/>
+                <w:sz w:val="22"/>
+                <w:szCs w:val="22"/>
+                <w:color w:val="000000"/>
+              </w:rPr>
+            </w:pPr>
+            <w:r>
+              <w:rPr>
+                <w:rFonts w:ascii="Helvetica" w:hAnsi="Helvetica" w:eastAsia="Helvetica" w:cs="Helvetica"/>
+                <w:i w:val="false"/>
+                <w:b w:val="false"/>
+                <w:u w:val="none"/>
+                <w:sz w:val="22"/>
+                <w:szCs w:val="22"/>
+                <w:color w:val="000000"/>
+              </w:rPr>
+              <w:t xml:space="preserve">4.49, 738</w:t>
+            </w:r>
+          </w:p>
+        </w:tc>
+        <w:tc>
+          <w:tcPr>
+            <w:tcBorders>
+              <w:bottom w:val="none" w:sz="0" w:space="0" w:color="000000"/>
+              <w:top w:val="none" w:sz="0" w:space="0" w:color="000000"/>
+              <w:left w:val="none" w:sz="0" w:space="0" w:color="000000"/>
+              <w:right w:val="none" w:sz="0" w:space="0" w:color="000000"/>
+            </w:tcBorders>
+            <w:shd w:val="clear" w:color="auto" w:fill="FFFFFF"/>
+            <w:tcMar>
+              <w:top w:w="0" w:type="dxa"/>
+              <w:bottom w:w="0" w:type="dxa"/>
+              <w:left w:w="0" w:type="dxa"/>
+              <w:right w:w="0" w:type="dxa"/>
+            </w:tcMar>
+            <w:vAlign w:val="top"/>
+          </w:tcPr>
+          <w:p>
+            <w:pPr>
+              <w:pStyle w:val="Normal"/>
+              <w:jc w:val="center"/>
+              <w:pBdr>
+                <w:bottom w:val="none" w:sz="0" w:space="0" w:color="000000"/>
+                <w:top w:val="none" w:sz="0" w:space="0" w:color="000000"/>
+                <w:left w:val="none" w:sz="0" w:space="0" w:color="000000"/>
+                <w:right w:val="none" w:sz="0" w:space="0" w:color="000000"/>
+              </w:pBdr>
+              <w:spacing w:after="100" w:before="100" w:line="240"/>
+              <w:ind w:left="100" w:right="100" w:firstLine="0" w:firstLineChars="0"/>
+              <w:rPr>
+                <w:rFonts w:ascii="Helvetica" w:hAnsi="Helvetica" w:eastAsia="Helvetica" w:cs="Helvetica"/>
+                <w:i w:val="false"/>
+                <w:b w:val="false"/>
+                <w:u w:val="none"/>
+                <w:sz w:val="22"/>
+                <w:szCs w:val="22"/>
+                <w:color w:val="000000"/>
+              </w:rPr>
+            </w:pPr>
+            <w:r>
+              <w:rPr>
+                <w:rFonts w:ascii="Helvetica" w:hAnsi="Helvetica" w:eastAsia="Helvetica" w:cs="Helvetica"/>
+                <w:i w:val="false"/>
+                <w:b w:val="false"/>
+                <w:u w:val="none"/>
+                <w:sz w:val="22"/>
+                <w:szCs w:val="22"/>
+                <w:color w:val="000000"/>
+              </w:rPr>
+              <w:t xml:space="preserve">0.002</w:t>
             </w:r>
           </w:p>
         </w:tc>
@@ -4484,113 +4484,113 @@
                 <w:szCs w:val="22"/>
                 <w:color w:val="000000"/>
               </w:rPr>
-              <w:t xml:space="preserve">0.74</w:t>
-            </w:r>
-          </w:p>
-        </w:tc>
-        <w:tc>
-          <w:tcPr>
-            <w:tcBorders>
-              <w:bottom w:val="none" w:sz="0" w:space="0" w:color="000000"/>
-              <w:top w:val="none" w:sz="0" w:space="0" w:color="000000"/>
-              <w:left w:val="none" w:sz="0" w:space="0" w:color="000000"/>
-              <w:right w:val="none" w:sz="0" w:space="0" w:color="000000"/>
-            </w:tcBorders>
-            <w:shd w:val="clear" w:color="auto" w:fill="FFFFFF"/>
-            <w:tcMar>
-              <w:top w:w="0" w:type="dxa"/>
-              <w:bottom w:w="0" w:type="dxa"/>
-              <w:left w:w="0" w:type="dxa"/>
-              <w:right w:w="0" w:type="dxa"/>
-            </w:tcMar>
-            <w:vAlign w:val="top"/>
-          </w:tcPr>
-          <w:p>
-            <w:pPr>
-              <w:pStyle w:val="Normal"/>
-              <w:jc w:val="center"/>
-              <w:pBdr>
-                <w:bottom w:val="none" w:sz="0" w:space="0" w:color="000000"/>
-                <w:top w:val="none" w:sz="0" w:space="0" w:color="000000"/>
-                <w:left w:val="none" w:sz="0" w:space="0" w:color="000000"/>
-                <w:right w:val="none" w:sz="0" w:space="0" w:color="000000"/>
-              </w:pBdr>
-              <w:spacing w:after="100" w:before="100" w:line="240"/>
-              <w:ind w:left="100" w:right="100" w:firstLine="0" w:firstLineChars="0"/>
-              <w:rPr>
-                <w:rFonts w:ascii="Helvetica" w:hAnsi="Helvetica" w:eastAsia="Helvetica" w:cs="Helvetica"/>
-                <w:i w:val="false"/>
-                <w:b w:val="false"/>
-                <w:u w:val="none"/>
-                <w:sz w:val="22"/>
-                <w:szCs w:val="22"/>
-                <w:color w:val="000000"/>
-              </w:rPr>
-            </w:pPr>
-            <w:r>
-              <w:rPr>
-                <w:rFonts w:ascii="Helvetica" w:hAnsi="Helvetica" w:eastAsia="Helvetica" w:cs="Helvetica"/>
-                <w:i w:val="false"/>
-                <w:b w:val="false"/>
-                <w:u w:val="none"/>
-                <w:sz w:val="22"/>
-                <w:szCs w:val="22"/>
-                <w:color w:val="000000"/>
-              </w:rPr>
-              <w:t xml:space="preserve">0.44, 1.27</w:t>
-            </w:r>
-          </w:p>
-        </w:tc>
-        <w:tc>
-          <w:tcPr>
-            <w:tcBorders>
-              <w:bottom w:val="none" w:sz="0" w:space="0" w:color="000000"/>
-              <w:top w:val="none" w:sz="0" w:space="0" w:color="000000"/>
-              <w:left w:val="none" w:sz="0" w:space="0" w:color="000000"/>
-              <w:right w:val="none" w:sz="0" w:space="0" w:color="000000"/>
-            </w:tcBorders>
-            <w:shd w:val="clear" w:color="auto" w:fill="FFFFFF"/>
-            <w:tcMar>
-              <w:top w:w="0" w:type="dxa"/>
-              <w:bottom w:w="0" w:type="dxa"/>
-              <w:left w:w="0" w:type="dxa"/>
-              <w:right w:w="0" w:type="dxa"/>
-            </w:tcMar>
-            <w:vAlign w:val="top"/>
-          </w:tcPr>
-          <w:p>
-            <w:pPr>
-              <w:pStyle w:val="Normal"/>
-              <w:jc w:val="center"/>
-              <w:pBdr>
-                <w:bottom w:val="none" w:sz="0" w:space="0" w:color="000000"/>
-                <w:top w:val="none" w:sz="0" w:space="0" w:color="000000"/>
-                <w:left w:val="none" w:sz="0" w:space="0" w:color="000000"/>
-                <w:right w:val="none" w:sz="0" w:space="0" w:color="000000"/>
-              </w:pBdr>
-              <w:spacing w:after="100" w:before="100" w:line="240"/>
-              <w:ind w:left="100" w:right="100" w:firstLine="0" w:firstLineChars="0"/>
-              <w:rPr>
-                <w:rFonts w:ascii="Helvetica" w:hAnsi="Helvetica" w:eastAsia="Helvetica" w:cs="Helvetica"/>
-                <w:i w:val="false"/>
-                <w:b w:val="false"/>
-                <w:u w:val="none"/>
-                <w:sz w:val="22"/>
-                <w:szCs w:val="22"/>
-                <w:color w:val="000000"/>
-              </w:rPr>
-            </w:pPr>
-            <w:r>
-              <w:rPr>
-                <w:rFonts w:ascii="Helvetica" w:hAnsi="Helvetica" w:eastAsia="Helvetica" w:cs="Helvetica"/>
-                <w:i w:val="false"/>
-                <w:b w:val="false"/>
-                <w:u w:val="none"/>
-                <w:sz w:val="22"/>
-                <w:szCs w:val="22"/>
-                <w:color w:val="000000"/>
-              </w:rPr>
-              <w:t xml:space="preserve">0.280</w:t>
+              <w:t xml:space="preserve">0.76</w:t>
+            </w:r>
+          </w:p>
+        </w:tc>
+        <w:tc>
+          <w:tcPr>
+            <w:tcBorders>
+              <w:bottom w:val="none" w:sz="0" w:space="0" w:color="000000"/>
+              <w:top w:val="none" w:sz="0" w:space="0" w:color="000000"/>
+              <w:left w:val="none" w:sz="0" w:space="0" w:color="000000"/>
+              <w:right w:val="none" w:sz="0" w:space="0" w:color="000000"/>
+            </w:tcBorders>
+            <w:shd w:val="clear" w:color="auto" w:fill="FFFFFF"/>
+            <w:tcMar>
+              <w:top w:w="0" w:type="dxa"/>
+              <w:bottom w:w="0" w:type="dxa"/>
+              <w:left w:w="0" w:type="dxa"/>
+              <w:right w:w="0" w:type="dxa"/>
+            </w:tcMar>
+            <w:vAlign w:val="top"/>
+          </w:tcPr>
+          <w:p>
+            <w:pPr>
+              <w:pStyle w:val="Normal"/>
+              <w:jc w:val="center"/>
+              <w:pBdr>
+                <w:bottom w:val="none" w:sz="0" w:space="0" w:color="000000"/>
+                <w:top w:val="none" w:sz="0" w:space="0" w:color="000000"/>
+                <w:left w:val="none" w:sz="0" w:space="0" w:color="000000"/>
+                <w:right w:val="none" w:sz="0" w:space="0" w:color="000000"/>
+              </w:pBdr>
+              <w:spacing w:after="100" w:before="100" w:line="240"/>
+              <w:ind w:left="100" w:right="100" w:firstLine="0" w:firstLineChars="0"/>
+              <w:rPr>
+                <w:rFonts w:ascii="Helvetica" w:hAnsi="Helvetica" w:eastAsia="Helvetica" w:cs="Helvetica"/>
+                <w:i w:val="false"/>
+                <w:b w:val="false"/>
+                <w:u w:val="none"/>
+                <w:sz w:val="22"/>
+                <w:szCs w:val="22"/>
+                <w:color w:val="000000"/>
+              </w:rPr>
+            </w:pPr>
+            <w:r>
+              <w:rPr>
+                <w:rFonts w:ascii="Helvetica" w:hAnsi="Helvetica" w:eastAsia="Helvetica" w:cs="Helvetica"/>
+                <w:i w:val="false"/>
+                <w:b w:val="false"/>
+                <w:u w:val="none"/>
+                <w:sz w:val="22"/>
+                <w:szCs w:val="22"/>
+                <w:color w:val="000000"/>
+              </w:rPr>
+              <w:t xml:space="preserve">0.46, 1.24</w:t>
+            </w:r>
+          </w:p>
+        </w:tc>
+        <w:tc>
+          <w:tcPr>
+            <w:tcBorders>
+              <w:bottom w:val="none" w:sz="0" w:space="0" w:color="000000"/>
+              <w:top w:val="none" w:sz="0" w:space="0" w:color="000000"/>
+              <w:left w:val="none" w:sz="0" w:space="0" w:color="000000"/>
+              <w:right w:val="none" w:sz="0" w:space="0" w:color="000000"/>
+            </w:tcBorders>
+            <w:shd w:val="clear" w:color="auto" w:fill="FFFFFF"/>
+            <w:tcMar>
+              <w:top w:w="0" w:type="dxa"/>
+              <w:bottom w:w="0" w:type="dxa"/>
+              <w:left w:w="0" w:type="dxa"/>
+              <w:right w:w="0" w:type="dxa"/>
+            </w:tcMar>
+            <w:vAlign w:val="top"/>
+          </w:tcPr>
+          <w:p>
+            <w:pPr>
+              <w:pStyle w:val="Normal"/>
+              <w:jc w:val="center"/>
+              <w:pBdr>
+                <w:bottom w:val="none" w:sz="0" w:space="0" w:color="000000"/>
+                <w:top w:val="none" w:sz="0" w:space="0" w:color="000000"/>
+                <w:left w:val="none" w:sz="0" w:space="0" w:color="000000"/>
+                <w:right w:val="none" w:sz="0" w:space="0" w:color="000000"/>
+              </w:pBdr>
+              <w:spacing w:after="100" w:before="100" w:line="240"/>
+              <w:ind w:left="100" w:right="100" w:firstLine="0" w:firstLineChars="0"/>
+              <w:rPr>
+                <w:rFonts w:ascii="Helvetica" w:hAnsi="Helvetica" w:eastAsia="Helvetica" w:cs="Helvetica"/>
+                <w:i w:val="false"/>
+                <w:b w:val="false"/>
+                <w:u w:val="none"/>
+                <w:sz w:val="22"/>
+                <w:szCs w:val="22"/>
+                <w:color w:val="000000"/>
+              </w:rPr>
+            </w:pPr>
+            <w:r>
+              <w:rPr>
+                <w:rFonts w:ascii="Helvetica" w:hAnsi="Helvetica" w:eastAsia="Helvetica" w:cs="Helvetica"/>
+                <w:i w:val="false"/>
+                <w:b w:val="false"/>
+                <w:u w:val="none"/>
+                <w:sz w:val="22"/>
+                <w:szCs w:val="22"/>
+                <w:color w:val="000000"/>
+              </w:rPr>
+              <w:t xml:space="preserve">0.270</w:t>
             </w:r>
           </w:p>
         </w:tc>
@@ -5933,113 +5933,113 @@
                 <w:szCs w:val="22"/>
                 <w:color w:val="000000"/>
               </w:rPr>
-              <w:t xml:space="preserve">0.87</w:t>
-            </w:r>
-          </w:p>
-        </w:tc>
-        <w:tc>
-          <w:tcPr>
-            <w:tcBorders>
-              <w:bottom w:val="none" w:sz="0" w:space="0" w:color="000000"/>
-              <w:top w:val="none" w:sz="0" w:space="0" w:color="000000"/>
-              <w:left w:val="none" w:sz="0" w:space="0" w:color="000000"/>
-              <w:right w:val="none" w:sz="0" w:space="0" w:color="000000"/>
-            </w:tcBorders>
-            <w:shd w:val="clear" w:color="auto" w:fill="FFFFFF"/>
-            <w:tcMar>
-              <w:top w:w="0" w:type="dxa"/>
-              <w:bottom w:w="0" w:type="dxa"/>
-              <w:left w:w="0" w:type="dxa"/>
-              <w:right w:w="0" w:type="dxa"/>
-            </w:tcMar>
-            <w:vAlign w:val="top"/>
-          </w:tcPr>
-          <w:p>
-            <w:pPr>
-              <w:pStyle w:val="Normal"/>
-              <w:jc w:val="center"/>
-              <w:pBdr>
-                <w:bottom w:val="none" w:sz="0" w:space="0" w:color="000000"/>
-                <w:top w:val="none" w:sz="0" w:space="0" w:color="000000"/>
-                <w:left w:val="none" w:sz="0" w:space="0" w:color="000000"/>
-                <w:right w:val="none" w:sz="0" w:space="0" w:color="000000"/>
-              </w:pBdr>
-              <w:spacing w:after="100" w:before="100" w:line="240"/>
-              <w:ind w:left="100" w:right="100" w:firstLine="0" w:firstLineChars="0"/>
-              <w:rPr>
-                <w:rFonts w:ascii="Helvetica" w:hAnsi="Helvetica" w:eastAsia="Helvetica" w:cs="Helvetica"/>
-                <w:i w:val="false"/>
-                <w:b w:val="false"/>
-                <w:u w:val="none"/>
-                <w:sz w:val="22"/>
-                <w:szCs w:val="22"/>
-                <w:color w:val="000000"/>
-              </w:rPr>
-            </w:pPr>
-            <w:r>
-              <w:rPr>
-                <w:rFonts w:ascii="Helvetica" w:hAnsi="Helvetica" w:eastAsia="Helvetica" w:cs="Helvetica"/>
-                <w:i w:val="false"/>
-                <w:b w:val="false"/>
-                <w:u w:val="none"/>
-                <w:sz w:val="22"/>
-                <w:szCs w:val="22"/>
-                <w:color w:val="000000"/>
-              </w:rPr>
-              <w:t xml:space="preserve">0.15, 5.16</w:t>
-            </w:r>
-          </w:p>
-        </w:tc>
-        <w:tc>
-          <w:tcPr>
-            <w:tcBorders>
-              <w:bottom w:val="none" w:sz="0" w:space="0" w:color="000000"/>
-              <w:top w:val="none" w:sz="0" w:space="0" w:color="000000"/>
-              <w:left w:val="none" w:sz="0" w:space="0" w:color="000000"/>
-              <w:right w:val="none" w:sz="0" w:space="0" w:color="000000"/>
-            </w:tcBorders>
-            <w:shd w:val="clear" w:color="auto" w:fill="FFFFFF"/>
-            <w:tcMar>
-              <w:top w:w="0" w:type="dxa"/>
-              <w:bottom w:w="0" w:type="dxa"/>
-              <w:left w:w="0" w:type="dxa"/>
-              <w:right w:w="0" w:type="dxa"/>
-            </w:tcMar>
-            <w:vAlign w:val="top"/>
-          </w:tcPr>
-          <w:p>
-            <w:pPr>
-              <w:pStyle w:val="Normal"/>
-              <w:jc w:val="center"/>
-              <w:pBdr>
-                <w:bottom w:val="none" w:sz="0" w:space="0" w:color="000000"/>
-                <w:top w:val="none" w:sz="0" w:space="0" w:color="000000"/>
-                <w:left w:val="none" w:sz="0" w:space="0" w:color="000000"/>
-                <w:right w:val="none" w:sz="0" w:space="0" w:color="000000"/>
-              </w:pBdr>
-              <w:spacing w:after="100" w:before="100" w:line="240"/>
-              <w:ind w:left="100" w:right="100" w:firstLine="0" w:firstLineChars="0"/>
-              <w:rPr>
-                <w:rFonts w:ascii="Helvetica" w:hAnsi="Helvetica" w:eastAsia="Helvetica" w:cs="Helvetica"/>
-                <w:i w:val="false"/>
-                <w:b w:val="false"/>
-                <w:u w:val="none"/>
-                <w:sz w:val="22"/>
-                <w:szCs w:val="22"/>
-                <w:color w:val="000000"/>
-              </w:rPr>
-            </w:pPr>
-            <w:r>
-              <w:rPr>
-                <w:rFonts w:ascii="Helvetica" w:hAnsi="Helvetica" w:eastAsia="Helvetica" w:cs="Helvetica"/>
-                <w:i w:val="false"/>
-                <w:b w:val="false"/>
-                <w:u w:val="none"/>
-                <w:sz w:val="22"/>
-                <w:szCs w:val="22"/>
-                <w:color w:val="000000"/>
-              </w:rPr>
-              <w:t xml:space="preserve">0.880</w:t>
+              <w:t xml:space="preserve">1.01</w:t>
+            </w:r>
+          </w:p>
+        </w:tc>
+        <w:tc>
+          <w:tcPr>
+            <w:tcBorders>
+              <w:bottom w:val="none" w:sz="0" w:space="0" w:color="000000"/>
+              <w:top w:val="none" w:sz="0" w:space="0" w:color="000000"/>
+              <w:left w:val="none" w:sz="0" w:space="0" w:color="000000"/>
+              <w:right w:val="none" w:sz="0" w:space="0" w:color="000000"/>
+            </w:tcBorders>
+            <w:shd w:val="clear" w:color="auto" w:fill="FFFFFF"/>
+            <w:tcMar>
+              <w:top w:w="0" w:type="dxa"/>
+              <w:bottom w:w="0" w:type="dxa"/>
+              <w:left w:w="0" w:type="dxa"/>
+              <w:right w:w="0" w:type="dxa"/>
+            </w:tcMar>
+            <w:vAlign w:val="top"/>
+          </w:tcPr>
+          <w:p>
+            <w:pPr>
+              <w:pStyle w:val="Normal"/>
+              <w:jc w:val="center"/>
+              <w:pBdr>
+                <w:bottom w:val="none" w:sz="0" w:space="0" w:color="000000"/>
+                <w:top w:val="none" w:sz="0" w:space="0" w:color="000000"/>
+                <w:left w:val="none" w:sz="0" w:space="0" w:color="000000"/>
+                <w:right w:val="none" w:sz="0" w:space="0" w:color="000000"/>
+              </w:pBdr>
+              <w:spacing w:after="100" w:before="100" w:line="240"/>
+              <w:ind w:left="100" w:right="100" w:firstLine="0" w:firstLineChars="0"/>
+              <w:rPr>
+                <w:rFonts w:ascii="Helvetica" w:hAnsi="Helvetica" w:eastAsia="Helvetica" w:cs="Helvetica"/>
+                <w:i w:val="false"/>
+                <w:b w:val="false"/>
+                <w:u w:val="none"/>
+                <w:sz w:val="22"/>
+                <w:szCs w:val="22"/>
+                <w:color w:val="000000"/>
+              </w:rPr>
+            </w:pPr>
+            <w:r>
+              <w:rPr>
+                <w:rFonts w:ascii="Helvetica" w:hAnsi="Helvetica" w:eastAsia="Helvetica" w:cs="Helvetica"/>
+                <w:i w:val="false"/>
+                <w:b w:val="false"/>
+                <w:u w:val="none"/>
+                <w:sz w:val="22"/>
+                <w:szCs w:val="22"/>
+                <w:color w:val="000000"/>
+              </w:rPr>
+              <w:t xml:space="preserve">0.15, 7.01</w:t>
+            </w:r>
+          </w:p>
+        </w:tc>
+        <w:tc>
+          <w:tcPr>
+            <w:tcBorders>
+              <w:bottom w:val="none" w:sz="0" w:space="0" w:color="000000"/>
+              <w:top w:val="none" w:sz="0" w:space="0" w:color="000000"/>
+              <w:left w:val="none" w:sz="0" w:space="0" w:color="000000"/>
+              <w:right w:val="none" w:sz="0" w:space="0" w:color="000000"/>
+            </w:tcBorders>
+            <w:shd w:val="clear" w:color="auto" w:fill="FFFFFF"/>
+            <w:tcMar>
+              <w:top w:w="0" w:type="dxa"/>
+              <w:bottom w:w="0" w:type="dxa"/>
+              <w:left w:w="0" w:type="dxa"/>
+              <w:right w:w="0" w:type="dxa"/>
+            </w:tcMar>
+            <w:vAlign w:val="top"/>
+          </w:tcPr>
+          <w:p>
+            <w:pPr>
+              <w:pStyle w:val="Normal"/>
+              <w:jc w:val="center"/>
+              <w:pBdr>
+                <w:bottom w:val="none" w:sz="0" w:space="0" w:color="000000"/>
+                <w:top w:val="none" w:sz="0" w:space="0" w:color="000000"/>
+                <w:left w:val="none" w:sz="0" w:space="0" w:color="000000"/>
+                <w:right w:val="none" w:sz="0" w:space="0" w:color="000000"/>
+              </w:pBdr>
+              <w:spacing w:after="100" w:before="100" w:line="240"/>
+              <w:ind w:left="100" w:right="100" w:firstLine="0" w:firstLineChars="0"/>
+              <w:rPr>
+                <w:rFonts w:ascii="Helvetica" w:hAnsi="Helvetica" w:eastAsia="Helvetica" w:cs="Helvetica"/>
+                <w:i w:val="false"/>
+                <w:b w:val="false"/>
+                <w:u w:val="none"/>
+                <w:sz w:val="22"/>
+                <w:szCs w:val="22"/>
+                <w:color w:val="000000"/>
+              </w:rPr>
+            </w:pPr>
+            <w:r>
+              <w:rPr>
+                <w:rFonts w:ascii="Helvetica" w:hAnsi="Helvetica" w:eastAsia="Helvetica" w:cs="Helvetica"/>
+                <w:i w:val="false"/>
+                <w:b w:val="false"/>
+                <w:u w:val="none"/>
+                <w:sz w:val="22"/>
+                <w:szCs w:val="22"/>
+                <w:color w:val="000000"/>
+              </w:rPr>
+              <w:t xml:space="preserve">0.990</w:t>
             </w:r>
           </w:p>
         </w:tc>
@@ -7435,60 +7435,60 @@
                 <w:szCs w:val="22"/>
                 <w:color w:val="000000"/>
               </w:rPr>
-              <w:t xml:space="preserve">0.00, 0.10</w:t>
-            </w:r>
-          </w:p>
-        </w:tc>
-        <w:tc>
-          <w:tcPr>
-            <w:tcBorders>
-              <w:bottom w:val="none" w:sz="0" w:space="0" w:color="000000"/>
-              <w:top w:val="none" w:sz="0" w:space="0" w:color="000000"/>
-              <w:left w:val="none" w:sz="0" w:space="0" w:color="000000"/>
-              <w:right w:val="none" w:sz="0" w:space="0" w:color="000000"/>
-            </w:tcBorders>
-            <w:shd w:val="clear" w:color="auto" w:fill="FFFFFF"/>
-            <w:tcMar>
-              <w:top w:w="0" w:type="dxa"/>
-              <w:bottom w:w="0" w:type="dxa"/>
-              <w:left w:w="0" w:type="dxa"/>
-              <w:right w:w="0" w:type="dxa"/>
-            </w:tcMar>
-            <w:vAlign w:val="top"/>
-          </w:tcPr>
-          <w:p>
-            <w:pPr>
-              <w:pStyle w:val="Normal"/>
-              <w:jc w:val="center"/>
-              <w:pBdr>
-                <w:bottom w:val="none" w:sz="0" w:space="0" w:color="000000"/>
-                <w:top w:val="none" w:sz="0" w:space="0" w:color="000000"/>
-                <w:left w:val="none" w:sz="0" w:space="0" w:color="000000"/>
-                <w:right w:val="none" w:sz="0" w:space="0" w:color="000000"/>
-              </w:pBdr>
-              <w:spacing w:after="100" w:before="100" w:line="240"/>
-              <w:ind w:left="100" w:right="100" w:firstLine="0" w:firstLineChars="0"/>
-              <w:rPr>
-                <w:rFonts w:ascii="Helvetica" w:hAnsi="Helvetica" w:eastAsia="Helvetica" w:cs="Helvetica"/>
-                <w:i w:val="false"/>
-                <w:b w:val="false"/>
-                <w:u w:val="none"/>
-                <w:sz w:val="22"/>
-                <w:szCs w:val="22"/>
-                <w:color w:val="000000"/>
-              </w:rPr>
-            </w:pPr>
-            <w:r>
-              <w:rPr>
-                <w:rFonts w:ascii="Helvetica" w:hAnsi="Helvetica" w:eastAsia="Helvetica" w:cs="Helvetica"/>
-                <w:i w:val="false"/>
-                <w:b w:val="false"/>
-                <w:u w:val="none"/>
-                <w:sz w:val="22"/>
-                <w:szCs w:val="22"/>
-                <w:color w:val="000000"/>
-              </w:rPr>
-              <w:t xml:space="preserve">0.004</w:t>
+              <w:t xml:space="preserve">0.00, 0.13</w:t>
+            </w:r>
+          </w:p>
+        </w:tc>
+        <w:tc>
+          <w:tcPr>
+            <w:tcBorders>
+              <w:bottom w:val="none" w:sz="0" w:space="0" w:color="000000"/>
+              <w:top w:val="none" w:sz="0" w:space="0" w:color="000000"/>
+              <w:left w:val="none" w:sz="0" w:space="0" w:color="000000"/>
+              <w:right w:val="none" w:sz="0" w:space="0" w:color="000000"/>
+            </w:tcBorders>
+            <w:shd w:val="clear" w:color="auto" w:fill="FFFFFF"/>
+            <w:tcMar>
+              <w:top w:w="0" w:type="dxa"/>
+              <w:bottom w:w="0" w:type="dxa"/>
+              <w:left w:w="0" w:type="dxa"/>
+              <w:right w:w="0" w:type="dxa"/>
+            </w:tcMar>
+            <w:vAlign w:val="top"/>
+          </w:tcPr>
+          <w:p>
+            <w:pPr>
+              <w:pStyle w:val="Normal"/>
+              <w:jc w:val="center"/>
+              <w:pBdr>
+                <w:bottom w:val="none" w:sz="0" w:space="0" w:color="000000"/>
+                <w:top w:val="none" w:sz="0" w:space="0" w:color="000000"/>
+                <w:left w:val="none" w:sz="0" w:space="0" w:color="000000"/>
+                <w:right w:val="none" w:sz="0" w:space="0" w:color="000000"/>
+              </w:pBdr>
+              <w:spacing w:after="100" w:before="100" w:line="240"/>
+              <w:ind w:left="100" w:right="100" w:firstLine="0" w:firstLineChars="0"/>
+              <w:rPr>
+                <w:rFonts w:ascii="Helvetica" w:hAnsi="Helvetica" w:eastAsia="Helvetica" w:cs="Helvetica"/>
+                <w:i w:val="false"/>
+                <w:b w:val="false"/>
+                <w:u w:val="none"/>
+                <w:sz w:val="22"/>
+                <w:szCs w:val="22"/>
+                <w:color w:val="000000"/>
+              </w:rPr>
+            </w:pPr>
+            <w:r>
+              <w:rPr>
+                <w:rFonts w:ascii="Helvetica" w:hAnsi="Helvetica" w:eastAsia="Helvetica" w:cs="Helvetica"/>
+                <w:i w:val="false"/>
+                <w:b w:val="false"/>
+                <w:u w:val="none"/>
+                <w:sz w:val="22"/>
+                <w:szCs w:val="22"/>
+                <w:color w:val="000000"/>
+              </w:rPr>
+              <w:t xml:space="preserve">0.006</w:t>
             </w:r>
           </w:p>
         </w:tc>
@@ -7918,60 +7918,60 @@
                 <w:szCs w:val="22"/>
                 <w:color w:val="000000"/>
               </w:rPr>
-              <w:t xml:space="preserve">0.00, 0.17</w:t>
-            </w:r>
-          </w:p>
-        </w:tc>
-        <w:tc>
-          <w:tcPr>
-            <w:tcBorders>
-              <w:bottom w:val="none" w:sz="0" w:space="0" w:color="000000"/>
-              <w:top w:val="none" w:sz="0" w:space="0" w:color="000000"/>
-              <w:left w:val="none" w:sz="0" w:space="0" w:color="000000"/>
-              <w:right w:val="none" w:sz="0" w:space="0" w:color="000000"/>
-            </w:tcBorders>
-            <w:shd w:val="clear" w:color="auto" w:fill="FFFFFF"/>
-            <w:tcMar>
-              <w:top w:w="0" w:type="dxa"/>
-              <w:bottom w:w="0" w:type="dxa"/>
-              <w:left w:w="0" w:type="dxa"/>
-              <w:right w:w="0" w:type="dxa"/>
-            </w:tcMar>
-            <w:vAlign w:val="top"/>
-          </w:tcPr>
-          <w:p>
-            <w:pPr>
-              <w:pStyle w:val="Normal"/>
-              <w:jc w:val="center"/>
-              <w:pBdr>
-                <w:bottom w:val="none" w:sz="0" w:space="0" w:color="000000"/>
-                <w:top w:val="none" w:sz="0" w:space="0" w:color="000000"/>
-                <w:left w:val="none" w:sz="0" w:space="0" w:color="000000"/>
-                <w:right w:val="none" w:sz="0" w:space="0" w:color="000000"/>
-              </w:pBdr>
-              <w:spacing w:after="100" w:before="100" w:line="240"/>
-              <w:ind w:left="100" w:right="100" w:firstLine="0" w:firstLineChars="0"/>
-              <w:rPr>
-                <w:rFonts w:ascii="Helvetica" w:hAnsi="Helvetica" w:eastAsia="Helvetica" w:cs="Helvetica"/>
-                <w:i w:val="false"/>
-                <w:b w:val="false"/>
-                <w:u w:val="none"/>
-                <w:sz w:val="22"/>
-                <w:szCs w:val="22"/>
-                <w:color w:val="000000"/>
-              </w:rPr>
-            </w:pPr>
-            <w:r>
-              <w:rPr>
-                <w:rFonts w:ascii="Helvetica" w:hAnsi="Helvetica" w:eastAsia="Helvetica" w:cs="Helvetica"/>
-                <w:i w:val="false"/>
-                <w:b w:val="false"/>
-                <w:u w:val="none"/>
-                <w:sz w:val="22"/>
-                <w:szCs w:val="22"/>
-                <w:color w:val="000000"/>
-              </w:rPr>
-              <w:t xml:space="preserve">0.013</w:t>
+              <w:t xml:space="preserve">0.00, 0.14</w:t>
+            </w:r>
+          </w:p>
+        </w:tc>
+        <w:tc>
+          <w:tcPr>
+            <w:tcBorders>
+              <w:bottom w:val="none" w:sz="0" w:space="0" w:color="000000"/>
+              <w:top w:val="none" w:sz="0" w:space="0" w:color="000000"/>
+              <w:left w:val="none" w:sz="0" w:space="0" w:color="000000"/>
+              <w:right w:val="none" w:sz="0" w:space="0" w:color="000000"/>
+            </w:tcBorders>
+            <w:shd w:val="clear" w:color="auto" w:fill="FFFFFF"/>
+            <w:tcMar>
+              <w:top w:w="0" w:type="dxa"/>
+              <w:bottom w:w="0" w:type="dxa"/>
+              <w:left w:w="0" w:type="dxa"/>
+              <w:right w:w="0" w:type="dxa"/>
+            </w:tcMar>
+            <w:vAlign w:val="top"/>
+          </w:tcPr>
+          <w:p>
+            <w:pPr>
+              <w:pStyle w:val="Normal"/>
+              <w:jc w:val="center"/>
+              <w:pBdr>
+                <w:bottom w:val="none" w:sz="0" w:space="0" w:color="000000"/>
+                <w:top w:val="none" w:sz="0" w:space="0" w:color="000000"/>
+                <w:left w:val="none" w:sz="0" w:space="0" w:color="000000"/>
+                <w:right w:val="none" w:sz="0" w:space="0" w:color="000000"/>
+              </w:pBdr>
+              <w:spacing w:after="100" w:before="100" w:line="240"/>
+              <w:ind w:left="100" w:right="100" w:firstLine="0" w:firstLineChars="0"/>
+              <w:rPr>
+                <w:rFonts w:ascii="Helvetica" w:hAnsi="Helvetica" w:eastAsia="Helvetica" w:cs="Helvetica"/>
+                <w:i w:val="false"/>
+                <w:b w:val="false"/>
+                <w:u w:val="none"/>
+                <w:sz w:val="22"/>
+                <w:szCs w:val="22"/>
+                <w:color w:val="000000"/>
+              </w:rPr>
+            </w:pPr>
+            <w:r>
+              <w:rPr>
+                <w:rFonts w:ascii="Helvetica" w:hAnsi="Helvetica" w:eastAsia="Helvetica" w:cs="Helvetica"/>
+                <w:i w:val="false"/>
+                <w:b w:val="false"/>
+                <w:u w:val="none"/>
+                <w:sz w:val="22"/>
+                <w:szCs w:val="22"/>
+                <w:color w:val="000000"/>
+              </w:rPr>
+              <w:t xml:space="preserve">0.011</w:t>
             </w:r>
           </w:p>
         </w:tc>
@@ -8401,60 +8401,60 @@
                 <w:szCs w:val="22"/>
                 <w:color w:val="000000"/>
               </w:rPr>
-              <w:t xml:space="preserve">0.00, 0.23</w:t>
-            </w:r>
-          </w:p>
-        </w:tc>
-        <w:tc>
-          <w:tcPr>
-            <w:tcBorders>
-              <w:bottom w:val="none" w:sz="0" w:space="0" w:color="000000"/>
-              <w:top w:val="none" w:sz="0" w:space="0" w:color="000000"/>
-              <w:left w:val="none" w:sz="0" w:space="0" w:color="000000"/>
-              <w:right w:val="none" w:sz="0" w:space="0" w:color="000000"/>
-            </w:tcBorders>
-            <w:shd w:val="clear" w:color="auto" w:fill="FFFFFF"/>
-            <w:tcMar>
-              <w:top w:w="0" w:type="dxa"/>
-              <w:bottom w:w="0" w:type="dxa"/>
-              <w:left w:w="0" w:type="dxa"/>
-              <w:right w:w="0" w:type="dxa"/>
-            </w:tcMar>
-            <w:vAlign w:val="top"/>
-          </w:tcPr>
-          <w:p>
-            <w:pPr>
-              <w:pStyle w:val="Normal"/>
-              <w:jc w:val="center"/>
-              <w:pBdr>
-                <w:bottom w:val="none" w:sz="0" w:space="0" w:color="000000"/>
-                <w:top w:val="none" w:sz="0" w:space="0" w:color="000000"/>
-                <w:left w:val="none" w:sz="0" w:space="0" w:color="000000"/>
-                <w:right w:val="none" w:sz="0" w:space="0" w:color="000000"/>
-              </w:pBdr>
-              <w:spacing w:after="100" w:before="100" w:line="240"/>
-              <w:ind w:left="100" w:right="100" w:firstLine="0" w:firstLineChars="0"/>
-              <w:rPr>
-                <w:rFonts w:ascii="Helvetica" w:hAnsi="Helvetica" w:eastAsia="Helvetica" w:cs="Helvetica"/>
-                <w:i w:val="false"/>
-                <w:b w:val="false"/>
-                <w:u w:val="none"/>
-                <w:sz w:val="22"/>
-                <w:szCs w:val="22"/>
-                <w:color w:val="000000"/>
-              </w:rPr>
-            </w:pPr>
-            <w:r>
-              <w:rPr>
-                <w:rFonts w:ascii="Helvetica" w:hAnsi="Helvetica" w:eastAsia="Helvetica" w:cs="Helvetica"/>
-                <w:i w:val="false"/>
-                <w:b w:val="false"/>
-                <w:u w:val="none"/>
-                <w:sz w:val="22"/>
-                <w:szCs w:val="22"/>
-                <w:color w:val="000000"/>
-              </w:rPr>
-              <w:t xml:space="preserve">0.008</w:t>
+              <w:t xml:space="preserve">0.00, 0.20</w:t>
+            </w:r>
+          </w:p>
+        </w:tc>
+        <w:tc>
+          <w:tcPr>
+            <w:tcBorders>
+              <w:bottom w:val="none" w:sz="0" w:space="0" w:color="000000"/>
+              <w:top w:val="none" w:sz="0" w:space="0" w:color="000000"/>
+              <w:left w:val="none" w:sz="0" w:space="0" w:color="000000"/>
+              <w:right w:val="none" w:sz="0" w:space="0" w:color="000000"/>
+            </w:tcBorders>
+            <w:shd w:val="clear" w:color="auto" w:fill="FFFFFF"/>
+            <w:tcMar>
+              <w:top w:w="0" w:type="dxa"/>
+              <w:bottom w:w="0" w:type="dxa"/>
+              <w:left w:w="0" w:type="dxa"/>
+              <w:right w:w="0" w:type="dxa"/>
+            </w:tcMar>
+            <w:vAlign w:val="top"/>
+          </w:tcPr>
+          <w:p>
+            <w:pPr>
+              <w:pStyle w:val="Normal"/>
+              <w:jc w:val="center"/>
+              <w:pBdr>
+                <w:bottom w:val="none" w:sz="0" w:space="0" w:color="000000"/>
+                <w:top w:val="none" w:sz="0" w:space="0" w:color="000000"/>
+                <w:left w:val="none" w:sz="0" w:space="0" w:color="000000"/>
+                <w:right w:val="none" w:sz="0" w:space="0" w:color="000000"/>
+              </w:pBdr>
+              <w:spacing w:after="100" w:before="100" w:line="240"/>
+              <w:ind w:left="100" w:right="100" w:firstLine="0" w:firstLineChars="0"/>
+              <w:rPr>
+                <w:rFonts w:ascii="Helvetica" w:hAnsi="Helvetica" w:eastAsia="Helvetica" w:cs="Helvetica"/>
+                <w:i w:val="false"/>
+                <w:b w:val="false"/>
+                <w:u w:val="none"/>
+                <w:sz w:val="22"/>
+                <w:szCs w:val="22"/>
+                <w:color w:val="000000"/>
+              </w:rPr>
+            </w:pPr>
+            <w:r>
+              <w:rPr>
+                <w:rFonts w:ascii="Helvetica" w:hAnsi="Helvetica" w:eastAsia="Helvetica" w:cs="Helvetica"/>
+                <w:i w:val="false"/>
+                <w:b w:val="false"/>
+                <w:u w:val="none"/>
+                <w:sz w:val="22"/>
+                <w:szCs w:val="22"/>
+                <w:color w:val="000000"/>
+              </w:rPr>
+              <w:t xml:space="preserve">0.006</w:t>
             </w:r>
           </w:p>
         </w:tc>
@@ -10763,60 +10763,60 @@
                 <w:szCs w:val="22"/>
                 <w:color w:val="000000"/>
               </w:rPr>
-              <w:t xml:space="preserve">102,921</w:t>
-            </w:r>
-          </w:p>
-        </w:tc>
-        <w:tc>
-          <w:tcPr>
-            <w:tcBorders>
-              <w:bottom w:val="none" w:sz="0" w:space="0" w:color="000000"/>
-              <w:top w:val="none" w:sz="0" w:space="0" w:color="000000"/>
-              <w:left w:val="none" w:sz="0" w:space="0" w:color="000000"/>
-              <w:right w:val="none" w:sz="0" w:space="0" w:color="000000"/>
-            </w:tcBorders>
-            <w:shd w:val="clear" w:color="auto" w:fill="FFFFFF"/>
-            <w:tcMar>
-              <w:top w:w="0" w:type="dxa"/>
-              <w:bottom w:w="0" w:type="dxa"/>
-              <w:left w:w="0" w:type="dxa"/>
-              <w:right w:w="0" w:type="dxa"/>
-            </w:tcMar>
-            <w:vAlign w:val="top"/>
-          </w:tcPr>
-          <w:p>
-            <w:pPr>
-              <w:pStyle w:val="Normal"/>
-              <w:jc w:val="center"/>
-              <w:pBdr>
-                <w:bottom w:val="none" w:sz="0" w:space="0" w:color="000000"/>
-                <w:top w:val="none" w:sz="0" w:space="0" w:color="000000"/>
-                <w:left w:val="none" w:sz="0" w:space="0" w:color="000000"/>
-                <w:right w:val="none" w:sz="0" w:space="0" w:color="000000"/>
-              </w:pBdr>
-              <w:spacing w:after="100" w:before="100" w:line="240"/>
-              <w:ind w:left="100" w:right="100" w:firstLine="0" w:firstLineChars="0"/>
-              <w:rPr>
-                <w:rFonts w:ascii="Helvetica" w:hAnsi="Helvetica" w:eastAsia="Helvetica" w:cs="Helvetica"/>
-                <w:i w:val="false"/>
-                <w:b w:val="false"/>
-                <w:u w:val="none"/>
-                <w:sz w:val="22"/>
-                <w:szCs w:val="22"/>
-                <w:color w:val="000000"/>
-              </w:rPr>
-            </w:pPr>
-            <w:r>
-              <w:rPr>
-                <w:rFonts w:ascii="Helvetica" w:hAnsi="Helvetica" w:eastAsia="Helvetica" w:cs="Helvetica"/>
-                <w:i w:val="false"/>
-                <w:b w:val="false"/>
-                <w:u w:val="none"/>
-                <w:sz w:val="22"/>
-                <w:szCs w:val="22"/>
-                <w:color w:val="000000"/>
-              </w:rPr>
-              <w:t xml:space="preserve">6,849, 1,546,597</w:t>
+              <w:t xml:space="preserve">103,561</w:t>
+            </w:r>
+          </w:p>
+        </w:tc>
+        <w:tc>
+          <w:tcPr>
+            <w:tcBorders>
+              <w:bottom w:val="none" w:sz="0" w:space="0" w:color="000000"/>
+              <w:top w:val="none" w:sz="0" w:space="0" w:color="000000"/>
+              <w:left w:val="none" w:sz="0" w:space="0" w:color="000000"/>
+              <w:right w:val="none" w:sz="0" w:space="0" w:color="000000"/>
+            </w:tcBorders>
+            <w:shd w:val="clear" w:color="auto" w:fill="FFFFFF"/>
+            <w:tcMar>
+              <w:top w:w="0" w:type="dxa"/>
+              <w:bottom w:w="0" w:type="dxa"/>
+              <w:left w:w="0" w:type="dxa"/>
+              <w:right w:w="0" w:type="dxa"/>
+            </w:tcMar>
+            <w:vAlign w:val="top"/>
+          </w:tcPr>
+          <w:p>
+            <w:pPr>
+              <w:pStyle w:val="Normal"/>
+              <w:jc w:val="center"/>
+              <w:pBdr>
+                <w:bottom w:val="none" w:sz="0" w:space="0" w:color="000000"/>
+                <w:top w:val="none" w:sz="0" w:space="0" w:color="000000"/>
+                <w:left w:val="none" w:sz="0" w:space="0" w:color="000000"/>
+                <w:right w:val="none" w:sz="0" w:space="0" w:color="000000"/>
+              </w:pBdr>
+              <w:spacing w:after="100" w:before="100" w:line="240"/>
+              <w:ind w:left="100" w:right="100" w:firstLine="0" w:firstLineChars="0"/>
+              <w:rPr>
+                <w:rFonts w:ascii="Helvetica" w:hAnsi="Helvetica" w:eastAsia="Helvetica" w:cs="Helvetica"/>
+                <w:i w:val="false"/>
+                <w:b w:val="false"/>
+                <w:u w:val="none"/>
+                <w:sz w:val="22"/>
+                <w:szCs w:val="22"/>
+                <w:color w:val="000000"/>
+              </w:rPr>
+            </w:pPr>
+            <w:r>
+              <w:rPr>
+                <w:rFonts w:ascii="Helvetica" w:hAnsi="Helvetica" w:eastAsia="Helvetica" w:cs="Helvetica"/>
+                <w:i w:val="false"/>
+                <w:b w:val="false"/>
+                <w:u w:val="none"/>
+                <w:sz w:val="22"/>
+                <w:szCs w:val="22"/>
+                <w:color w:val="000000"/>
+              </w:rPr>
+              <w:t xml:space="preserve">6,974, 1,537,874</w:t>
             </w:r>
           </w:p>
         </w:tc>
@@ -11299,7 +11299,7 @@
                 <w:szCs w:val="22"/>
                 <w:color w:val="000000"/>
               </w:rPr>
-              <w:t xml:space="preserve">0.12, 9.28</w:t>
+              <w:t xml:space="preserve">0.12, 9.54</w:t>
             </w:r>
           </w:p>
         </w:tc>
@@ -11835,7 +11835,7 @@
                 <w:szCs w:val="22"/>
                 <w:color w:val="000000"/>
               </w:rPr>
-              <w:t xml:space="preserve">0.014</w:t>
+              <w:t xml:space="preserve">0.015</w:t>
             </w:r>
           </w:p>
         </w:tc>
@@ -12212,113 +12212,113 @@
                 <w:szCs w:val="22"/>
                 <w:color w:val="000000"/>
               </w:rPr>
-              <w:t xml:space="preserve">60.5</w:t>
-            </w:r>
-          </w:p>
-        </w:tc>
-        <w:tc>
-          <w:tcPr>
-            <w:tcBorders>
-              <w:bottom w:val="none" w:sz="0" w:space="0" w:color="000000"/>
-              <w:top w:val="none" w:sz="0" w:space="0" w:color="000000"/>
-              <w:left w:val="none" w:sz="0" w:space="0" w:color="000000"/>
-              <w:right w:val="none" w:sz="0" w:space="0" w:color="000000"/>
-            </w:tcBorders>
-            <w:shd w:val="clear" w:color="auto" w:fill="FFFFFF"/>
-            <w:tcMar>
-              <w:top w:w="0" w:type="dxa"/>
-              <w:bottom w:w="0" w:type="dxa"/>
-              <w:left w:w="0" w:type="dxa"/>
-              <w:right w:w="0" w:type="dxa"/>
-            </w:tcMar>
-            <w:vAlign w:val="top"/>
-          </w:tcPr>
-          <w:p>
-            <w:pPr>
-              <w:pStyle w:val="Normal"/>
-              <w:jc w:val="center"/>
-              <w:pBdr>
-                <w:bottom w:val="none" w:sz="0" w:space="0" w:color="000000"/>
-                <w:top w:val="none" w:sz="0" w:space="0" w:color="000000"/>
-                <w:left w:val="none" w:sz="0" w:space="0" w:color="000000"/>
-                <w:right w:val="none" w:sz="0" w:space="0" w:color="000000"/>
-              </w:pBdr>
-              <w:spacing w:after="100" w:before="100" w:line="240"/>
-              <w:ind w:left="100" w:right="100" w:firstLine="0" w:firstLineChars="0"/>
-              <w:rPr>
-                <w:rFonts w:ascii="Helvetica" w:hAnsi="Helvetica" w:eastAsia="Helvetica" w:cs="Helvetica"/>
-                <w:i w:val="false"/>
-                <w:b w:val="false"/>
-                <w:u w:val="none"/>
-                <w:sz w:val="22"/>
-                <w:szCs w:val="22"/>
-                <w:color w:val="000000"/>
-              </w:rPr>
-            </w:pPr>
-            <w:r>
-              <w:rPr>
-                <w:rFonts w:ascii="Helvetica" w:hAnsi="Helvetica" w:eastAsia="Helvetica" w:cs="Helvetica"/>
-                <w:i w:val="false"/>
-                <w:b w:val="false"/>
-                <w:u w:val="none"/>
-                <w:sz w:val="22"/>
-                <w:szCs w:val="22"/>
-                <w:color w:val="000000"/>
-              </w:rPr>
-              <w:t xml:space="preserve">1.09, 3,361</w:t>
-            </w:r>
-          </w:p>
-        </w:tc>
-        <w:tc>
-          <w:tcPr>
-            <w:tcBorders>
-              <w:bottom w:val="none" w:sz="0" w:space="0" w:color="000000"/>
-              <w:top w:val="none" w:sz="0" w:space="0" w:color="000000"/>
-              <w:left w:val="none" w:sz="0" w:space="0" w:color="000000"/>
-              <w:right w:val="none" w:sz="0" w:space="0" w:color="000000"/>
-            </w:tcBorders>
-            <w:shd w:val="clear" w:color="auto" w:fill="FFFFFF"/>
-            <w:tcMar>
-              <w:top w:w="0" w:type="dxa"/>
-              <w:bottom w:w="0" w:type="dxa"/>
-              <w:left w:w="0" w:type="dxa"/>
-              <w:right w:w="0" w:type="dxa"/>
-            </w:tcMar>
-            <w:vAlign w:val="top"/>
-          </w:tcPr>
-          <w:p>
-            <w:pPr>
-              <w:pStyle w:val="Normal"/>
-              <w:jc w:val="center"/>
-              <w:pBdr>
-                <w:bottom w:val="none" w:sz="0" w:space="0" w:color="000000"/>
-                <w:top w:val="none" w:sz="0" w:space="0" w:color="000000"/>
-                <w:left w:val="none" w:sz="0" w:space="0" w:color="000000"/>
-                <w:right w:val="none" w:sz="0" w:space="0" w:color="000000"/>
-              </w:pBdr>
-              <w:spacing w:after="100" w:before="100" w:line="240"/>
-              <w:ind w:left="100" w:right="100" w:firstLine="0" w:firstLineChars="0"/>
-              <w:rPr>
-                <w:rFonts w:ascii="Helvetica" w:hAnsi="Helvetica" w:eastAsia="Helvetica" w:cs="Helvetica"/>
-                <w:i w:val="false"/>
-                <w:b w:val="false"/>
-                <w:u w:val="none"/>
-                <w:sz w:val="22"/>
-                <w:szCs w:val="22"/>
-                <w:color w:val="000000"/>
-              </w:rPr>
-            </w:pPr>
-            <w:r>
-              <w:rPr>
-                <w:rFonts w:ascii="Helvetica" w:hAnsi="Helvetica" w:eastAsia="Helvetica" w:cs="Helvetica"/>
-                <w:i w:val="false"/>
-                <w:b w:val="false"/>
-                <w:u w:val="none"/>
-                <w:sz w:val="22"/>
-                <w:szCs w:val="22"/>
-                <w:color w:val="000000"/>
-              </w:rPr>
-              <w:t xml:space="preserve">0.045</w:t>
+              <w:t xml:space="preserve">81.3</w:t>
+            </w:r>
+          </w:p>
+        </w:tc>
+        <w:tc>
+          <w:tcPr>
+            <w:tcBorders>
+              <w:bottom w:val="none" w:sz="0" w:space="0" w:color="000000"/>
+              <w:top w:val="none" w:sz="0" w:space="0" w:color="000000"/>
+              <w:left w:val="none" w:sz="0" w:space="0" w:color="000000"/>
+              <w:right w:val="none" w:sz="0" w:space="0" w:color="000000"/>
+            </w:tcBorders>
+            <w:shd w:val="clear" w:color="auto" w:fill="FFFFFF"/>
+            <w:tcMar>
+              <w:top w:w="0" w:type="dxa"/>
+              <w:bottom w:w="0" w:type="dxa"/>
+              <w:left w:w="0" w:type="dxa"/>
+              <w:right w:w="0" w:type="dxa"/>
+            </w:tcMar>
+            <w:vAlign w:val="top"/>
+          </w:tcPr>
+          <w:p>
+            <w:pPr>
+              <w:pStyle w:val="Normal"/>
+              <w:jc w:val="center"/>
+              <w:pBdr>
+                <w:bottom w:val="none" w:sz="0" w:space="0" w:color="000000"/>
+                <w:top w:val="none" w:sz="0" w:space="0" w:color="000000"/>
+                <w:left w:val="none" w:sz="0" w:space="0" w:color="000000"/>
+                <w:right w:val="none" w:sz="0" w:space="0" w:color="000000"/>
+              </w:pBdr>
+              <w:spacing w:after="100" w:before="100" w:line="240"/>
+              <w:ind w:left="100" w:right="100" w:firstLine="0" w:firstLineChars="0"/>
+              <w:rPr>
+                <w:rFonts w:ascii="Helvetica" w:hAnsi="Helvetica" w:eastAsia="Helvetica" w:cs="Helvetica"/>
+                <w:i w:val="false"/>
+                <w:b w:val="false"/>
+                <w:u w:val="none"/>
+                <w:sz w:val="22"/>
+                <w:szCs w:val="22"/>
+                <w:color w:val="000000"/>
+              </w:rPr>
+            </w:pPr>
+            <w:r>
+              <w:rPr>
+                <w:rFonts w:ascii="Helvetica" w:hAnsi="Helvetica" w:eastAsia="Helvetica" w:cs="Helvetica"/>
+                <w:i w:val="false"/>
+                <w:b w:val="false"/>
+                <w:u w:val="none"/>
+                <w:sz w:val="22"/>
+                <w:szCs w:val="22"/>
+                <w:color w:val="000000"/>
+              </w:rPr>
+              <w:t xml:space="preserve">1.47, 4,513</w:t>
+            </w:r>
+          </w:p>
+        </w:tc>
+        <w:tc>
+          <w:tcPr>
+            <w:tcBorders>
+              <w:bottom w:val="none" w:sz="0" w:space="0" w:color="000000"/>
+              <w:top w:val="none" w:sz="0" w:space="0" w:color="000000"/>
+              <w:left w:val="none" w:sz="0" w:space="0" w:color="000000"/>
+              <w:right w:val="none" w:sz="0" w:space="0" w:color="000000"/>
+            </w:tcBorders>
+            <w:shd w:val="clear" w:color="auto" w:fill="FFFFFF"/>
+            <w:tcMar>
+              <w:top w:w="0" w:type="dxa"/>
+              <w:bottom w:w="0" w:type="dxa"/>
+              <w:left w:w="0" w:type="dxa"/>
+              <w:right w:w="0" w:type="dxa"/>
+            </w:tcMar>
+            <w:vAlign w:val="top"/>
+          </w:tcPr>
+          <w:p>
+            <w:pPr>
+              <w:pStyle w:val="Normal"/>
+              <w:jc w:val="center"/>
+              <w:pBdr>
+                <w:bottom w:val="none" w:sz="0" w:space="0" w:color="000000"/>
+                <w:top w:val="none" w:sz="0" w:space="0" w:color="000000"/>
+                <w:left w:val="none" w:sz="0" w:space="0" w:color="000000"/>
+                <w:right w:val="none" w:sz="0" w:space="0" w:color="000000"/>
+              </w:pBdr>
+              <w:spacing w:after="100" w:before="100" w:line="240"/>
+              <w:ind w:left="100" w:right="100" w:firstLine="0" w:firstLineChars="0"/>
+              <w:rPr>
+                <w:rFonts w:ascii="Helvetica" w:hAnsi="Helvetica" w:eastAsia="Helvetica" w:cs="Helvetica"/>
+                <w:i w:val="false"/>
+                <w:b w:val="false"/>
+                <w:u w:val="none"/>
+                <w:sz w:val="22"/>
+                <w:szCs w:val="22"/>
+                <w:color w:val="000000"/>
+              </w:rPr>
+            </w:pPr>
+            <w:r>
+              <w:rPr>
+                <w:rFonts w:ascii="Helvetica" w:hAnsi="Helvetica" w:eastAsia="Helvetica" w:cs="Helvetica"/>
+                <w:i w:val="false"/>
+                <w:b w:val="false"/>
+                <w:u w:val="none"/>
+                <w:sz w:val="22"/>
+                <w:szCs w:val="22"/>
+                <w:color w:val="000000"/>
+              </w:rPr>
+              <w:t xml:space="preserve">0.032</w:t>
             </w:r>
           </w:p>
         </w:tc>
@@ -13178,113 +13178,113 @@
                 <w:szCs w:val="22"/>
                 <w:color w:val="000000"/>
               </w:rPr>
-              <w:t xml:space="preserve">0.94</w:t>
-            </w:r>
-          </w:p>
-        </w:tc>
-        <w:tc>
-          <w:tcPr>
-            <w:tcBorders>
-              <w:bottom w:val="none" w:sz="0" w:space="0" w:color="000000"/>
-              <w:top w:val="none" w:sz="0" w:space="0" w:color="000000"/>
-              <w:left w:val="none" w:sz="0" w:space="0" w:color="000000"/>
-              <w:right w:val="none" w:sz="0" w:space="0" w:color="000000"/>
-            </w:tcBorders>
-            <w:shd w:val="clear" w:color="auto" w:fill="FFFFFF"/>
-            <w:tcMar>
-              <w:top w:w="0" w:type="dxa"/>
-              <w:bottom w:w="0" w:type="dxa"/>
-              <w:left w:w="0" w:type="dxa"/>
-              <w:right w:w="0" w:type="dxa"/>
-            </w:tcMar>
-            <w:vAlign w:val="top"/>
-          </w:tcPr>
-          <w:p>
-            <w:pPr>
-              <w:pStyle w:val="Normal"/>
-              <w:jc w:val="center"/>
-              <w:pBdr>
-                <w:bottom w:val="none" w:sz="0" w:space="0" w:color="000000"/>
-                <w:top w:val="none" w:sz="0" w:space="0" w:color="000000"/>
-                <w:left w:val="none" w:sz="0" w:space="0" w:color="000000"/>
-                <w:right w:val="none" w:sz="0" w:space="0" w:color="000000"/>
-              </w:pBdr>
-              <w:spacing w:after="100" w:before="100" w:line="240"/>
-              <w:ind w:left="100" w:right="100" w:firstLine="0" w:firstLineChars="0"/>
-              <w:rPr>
-                <w:rFonts w:ascii="Helvetica" w:hAnsi="Helvetica" w:eastAsia="Helvetica" w:cs="Helvetica"/>
-                <w:i w:val="false"/>
-                <w:b w:val="false"/>
-                <w:u w:val="none"/>
-                <w:sz w:val="22"/>
-                <w:szCs w:val="22"/>
-                <w:color w:val="000000"/>
-              </w:rPr>
-            </w:pPr>
-            <w:r>
-              <w:rPr>
-                <w:rFonts w:ascii="Helvetica" w:hAnsi="Helvetica" w:eastAsia="Helvetica" w:cs="Helvetica"/>
-                <w:i w:val="false"/>
-                <w:b w:val="false"/>
-                <w:u w:val="none"/>
-                <w:sz w:val="22"/>
-                <w:szCs w:val="22"/>
-                <w:color w:val="000000"/>
-              </w:rPr>
-              <w:t xml:space="preserve">0.80, 1.11</w:t>
-            </w:r>
-          </w:p>
-        </w:tc>
-        <w:tc>
-          <w:tcPr>
-            <w:tcBorders>
-              <w:bottom w:val="none" w:sz="0" w:space="0" w:color="000000"/>
-              <w:top w:val="none" w:sz="0" w:space="0" w:color="000000"/>
-              <w:left w:val="none" w:sz="0" w:space="0" w:color="000000"/>
-              <w:right w:val="none" w:sz="0" w:space="0" w:color="000000"/>
-            </w:tcBorders>
-            <w:shd w:val="clear" w:color="auto" w:fill="FFFFFF"/>
-            <w:tcMar>
-              <w:top w:w="0" w:type="dxa"/>
-              <w:bottom w:w="0" w:type="dxa"/>
-              <w:left w:w="0" w:type="dxa"/>
-              <w:right w:w="0" w:type="dxa"/>
-            </w:tcMar>
-            <w:vAlign w:val="top"/>
-          </w:tcPr>
-          <w:p>
-            <w:pPr>
-              <w:pStyle w:val="Normal"/>
-              <w:jc w:val="center"/>
-              <w:pBdr>
-                <w:bottom w:val="none" w:sz="0" w:space="0" w:color="000000"/>
-                <w:top w:val="none" w:sz="0" w:space="0" w:color="000000"/>
-                <w:left w:val="none" w:sz="0" w:space="0" w:color="000000"/>
-                <w:right w:val="none" w:sz="0" w:space="0" w:color="000000"/>
-              </w:pBdr>
-              <w:spacing w:after="100" w:before="100" w:line="240"/>
-              <w:ind w:left="100" w:right="100" w:firstLine="0" w:firstLineChars="0"/>
-              <w:rPr>
-                <w:rFonts w:ascii="Helvetica" w:hAnsi="Helvetica" w:eastAsia="Helvetica" w:cs="Helvetica"/>
-                <w:i w:val="false"/>
-                <w:b w:val="false"/>
-                <w:u w:val="none"/>
-                <w:sz w:val="22"/>
-                <w:szCs w:val="22"/>
-                <w:color w:val="000000"/>
-              </w:rPr>
-            </w:pPr>
-            <w:r>
-              <w:rPr>
-                <w:rFonts w:ascii="Helvetica" w:hAnsi="Helvetica" w:eastAsia="Helvetica" w:cs="Helvetica"/>
-                <w:i w:val="false"/>
-                <w:b w:val="false"/>
-                <w:u w:val="none"/>
-                <w:sz w:val="22"/>
-                <w:szCs w:val="22"/>
-                <w:color w:val="000000"/>
-              </w:rPr>
-              <w:t xml:space="preserve">0.470</w:t>
+              <w:t xml:space="preserve">0.95</w:t>
+            </w:r>
+          </w:p>
+        </w:tc>
+        <w:tc>
+          <w:tcPr>
+            <w:tcBorders>
+              <w:bottom w:val="none" w:sz="0" w:space="0" w:color="000000"/>
+              <w:top w:val="none" w:sz="0" w:space="0" w:color="000000"/>
+              <w:left w:val="none" w:sz="0" w:space="0" w:color="000000"/>
+              <w:right w:val="none" w:sz="0" w:space="0" w:color="000000"/>
+            </w:tcBorders>
+            <w:shd w:val="clear" w:color="auto" w:fill="FFFFFF"/>
+            <w:tcMar>
+              <w:top w:w="0" w:type="dxa"/>
+              <w:bottom w:w="0" w:type="dxa"/>
+              <w:left w:w="0" w:type="dxa"/>
+              <w:right w:w="0" w:type="dxa"/>
+            </w:tcMar>
+            <w:vAlign w:val="top"/>
+          </w:tcPr>
+          <w:p>
+            <w:pPr>
+              <w:pStyle w:val="Normal"/>
+              <w:jc w:val="center"/>
+              <w:pBdr>
+                <w:bottom w:val="none" w:sz="0" w:space="0" w:color="000000"/>
+                <w:top w:val="none" w:sz="0" w:space="0" w:color="000000"/>
+                <w:left w:val="none" w:sz="0" w:space="0" w:color="000000"/>
+                <w:right w:val="none" w:sz="0" w:space="0" w:color="000000"/>
+              </w:pBdr>
+              <w:spacing w:after="100" w:before="100" w:line="240"/>
+              <w:ind w:left="100" w:right="100" w:firstLine="0" w:firstLineChars="0"/>
+              <w:rPr>
+                <w:rFonts w:ascii="Helvetica" w:hAnsi="Helvetica" w:eastAsia="Helvetica" w:cs="Helvetica"/>
+                <w:i w:val="false"/>
+                <w:b w:val="false"/>
+                <w:u w:val="none"/>
+                <w:sz w:val="22"/>
+                <w:szCs w:val="22"/>
+                <w:color w:val="000000"/>
+              </w:rPr>
+            </w:pPr>
+            <w:r>
+              <w:rPr>
+                <w:rFonts w:ascii="Helvetica" w:hAnsi="Helvetica" w:eastAsia="Helvetica" w:cs="Helvetica"/>
+                <w:i w:val="false"/>
+                <w:b w:val="false"/>
+                <w:u w:val="none"/>
+                <w:sz w:val="22"/>
+                <w:szCs w:val="22"/>
+                <w:color w:val="000000"/>
+              </w:rPr>
+              <w:t xml:space="preserve">0.81, 1.11</w:t>
+            </w:r>
+          </w:p>
+        </w:tc>
+        <w:tc>
+          <w:tcPr>
+            <w:tcBorders>
+              <w:bottom w:val="none" w:sz="0" w:space="0" w:color="000000"/>
+              <w:top w:val="none" w:sz="0" w:space="0" w:color="000000"/>
+              <w:left w:val="none" w:sz="0" w:space="0" w:color="000000"/>
+              <w:right w:val="none" w:sz="0" w:space="0" w:color="000000"/>
+            </w:tcBorders>
+            <w:shd w:val="clear" w:color="auto" w:fill="FFFFFF"/>
+            <w:tcMar>
+              <w:top w:w="0" w:type="dxa"/>
+              <w:bottom w:w="0" w:type="dxa"/>
+              <w:left w:w="0" w:type="dxa"/>
+              <w:right w:w="0" w:type="dxa"/>
+            </w:tcMar>
+            <w:vAlign w:val="top"/>
+          </w:tcPr>
+          <w:p>
+            <w:pPr>
+              <w:pStyle w:val="Normal"/>
+              <w:jc w:val="center"/>
+              <w:pBdr>
+                <w:bottom w:val="none" w:sz="0" w:space="0" w:color="000000"/>
+                <w:top w:val="none" w:sz="0" w:space="0" w:color="000000"/>
+                <w:left w:val="none" w:sz="0" w:space="0" w:color="000000"/>
+                <w:right w:val="none" w:sz="0" w:space="0" w:color="000000"/>
+              </w:pBdr>
+              <w:spacing w:after="100" w:before="100" w:line="240"/>
+              <w:ind w:left="100" w:right="100" w:firstLine="0" w:firstLineChars="0"/>
+              <w:rPr>
+                <w:rFonts w:ascii="Helvetica" w:hAnsi="Helvetica" w:eastAsia="Helvetica" w:cs="Helvetica"/>
+                <w:i w:val="false"/>
+                <w:b w:val="false"/>
+                <w:u w:val="none"/>
+                <w:sz w:val="22"/>
+                <w:szCs w:val="22"/>
+                <w:color w:val="000000"/>
+              </w:rPr>
+            </w:pPr>
+            <w:r>
+              <w:rPr>
+                <w:rFonts w:ascii="Helvetica" w:hAnsi="Helvetica" w:eastAsia="Helvetica" w:cs="Helvetica"/>
+                <w:i w:val="false"/>
+                <w:b w:val="false"/>
+                <w:u w:val="none"/>
+                <w:sz w:val="22"/>
+                <w:szCs w:val="22"/>
+                <w:color w:val="000000"/>
+              </w:rPr>
+              <w:t xml:space="preserve">0.490</w:t>
             </w:r>
           </w:p>
         </w:tc>
@@ -13714,60 +13714,60 @@
                 <w:szCs w:val="22"/>
                 <w:color w:val="000000"/>
               </w:rPr>
-              <w:t xml:space="preserve">0.00, 0.59</w:t>
-            </w:r>
-          </w:p>
-        </w:tc>
-        <w:tc>
-          <w:tcPr>
-            <w:tcBorders>
-              <w:bottom w:val="none" w:sz="0" w:space="0" w:color="000000"/>
-              <w:top w:val="none" w:sz="0" w:space="0" w:color="000000"/>
-              <w:left w:val="none" w:sz="0" w:space="0" w:color="000000"/>
-              <w:right w:val="none" w:sz="0" w:space="0" w:color="000000"/>
-            </w:tcBorders>
-            <w:shd w:val="clear" w:color="auto" w:fill="FFFFFF"/>
-            <w:tcMar>
-              <w:top w:w="0" w:type="dxa"/>
-              <w:bottom w:w="0" w:type="dxa"/>
-              <w:left w:w="0" w:type="dxa"/>
-              <w:right w:w="0" w:type="dxa"/>
-            </w:tcMar>
-            <w:vAlign w:val="top"/>
-          </w:tcPr>
-          <w:p>
-            <w:pPr>
-              <w:pStyle w:val="Normal"/>
-              <w:jc w:val="center"/>
-              <w:pBdr>
-                <w:bottom w:val="none" w:sz="0" w:space="0" w:color="000000"/>
-                <w:top w:val="none" w:sz="0" w:space="0" w:color="000000"/>
-                <w:left w:val="none" w:sz="0" w:space="0" w:color="000000"/>
-                <w:right w:val="none" w:sz="0" w:space="0" w:color="000000"/>
-              </w:pBdr>
-              <w:spacing w:after="100" w:before="100" w:line="240"/>
-              <w:ind w:left="100" w:right="100" w:firstLine="0" w:firstLineChars="0"/>
-              <w:rPr>
-                <w:rFonts w:ascii="Helvetica" w:hAnsi="Helvetica" w:eastAsia="Helvetica" w:cs="Helvetica"/>
-                <w:i w:val="false"/>
-                <w:b w:val="false"/>
-                <w:u w:val="none"/>
-                <w:sz w:val="22"/>
-                <w:szCs w:val="22"/>
-                <w:color w:val="000000"/>
-              </w:rPr>
-            </w:pPr>
-            <w:r>
-              <w:rPr>
-                <w:rFonts w:ascii="Helvetica" w:hAnsi="Helvetica" w:eastAsia="Helvetica" w:cs="Helvetica"/>
-                <w:i w:val="false"/>
-                <w:b w:val="false"/>
-                <w:u w:val="none"/>
-                <w:sz w:val="22"/>
-                <w:szCs w:val="22"/>
-                <w:color w:val="000000"/>
-              </w:rPr>
-              <w:t xml:space="preserve">0.026</w:t>
+              <w:t xml:space="preserve">0.00, 0.51</w:t>
+            </w:r>
+          </w:p>
+        </w:tc>
+        <w:tc>
+          <w:tcPr>
+            <w:tcBorders>
+              <w:bottom w:val="none" w:sz="0" w:space="0" w:color="000000"/>
+              <w:top w:val="none" w:sz="0" w:space="0" w:color="000000"/>
+              <w:left w:val="none" w:sz="0" w:space="0" w:color="000000"/>
+              <w:right w:val="none" w:sz="0" w:space="0" w:color="000000"/>
+            </w:tcBorders>
+            <w:shd w:val="clear" w:color="auto" w:fill="FFFFFF"/>
+            <w:tcMar>
+              <w:top w:w="0" w:type="dxa"/>
+              <w:bottom w:w="0" w:type="dxa"/>
+              <w:left w:w="0" w:type="dxa"/>
+              <w:right w:w="0" w:type="dxa"/>
+            </w:tcMar>
+            <w:vAlign w:val="top"/>
+          </w:tcPr>
+          <w:p>
+            <w:pPr>
+              <w:pStyle w:val="Normal"/>
+              <w:jc w:val="center"/>
+              <w:pBdr>
+                <w:bottom w:val="none" w:sz="0" w:space="0" w:color="000000"/>
+                <w:top w:val="none" w:sz="0" w:space="0" w:color="000000"/>
+                <w:left w:val="none" w:sz="0" w:space="0" w:color="000000"/>
+                <w:right w:val="none" w:sz="0" w:space="0" w:color="000000"/>
+              </w:pBdr>
+              <w:spacing w:after="100" w:before="100" w:line="240"/>
+              <w:ind w:left="100" w:right="100" w:firstLine="0" w:firstLineChars="0"/>
+              <w:rPr>
+                <w:rFonts w:ascii="Helvetica" w:hAnsi="Helvetica" w:eastAsia="Helvetica" w:cs="Helvetica"/>
+                <w:i w:val="false"/>
+                <w:b w:val="false"/>
+                <w:u w:val="none"/>
+                <w:sz w:val="22"/>
+                <w:szCs w:val="22"/>
+                <w:color w:val="000000"/>
+              </w:rPr>
+            </w:pPr>
+            <w:r>
+              <w:rPr>
+                <w:rFonts w:ascii="Helvetica" w:hAnsi="Helvetica" w:eastAsia="Helvetica" w:cs="Helvetica"/>
+                <w:i w:val="false"/>
+                <w:b w:val="false"/>
+                <w:u w:val="none"/>
+                <w:sz w:val="22"/>
+                <w:szCs w:val="22"/>
+                <w:color w:val="000000"/>
+              </w:rPr>
+              <w:t xml:space="preserve">0.022</w:t>
             </w:r>
           </w:p>
         </w:tc>
@@ -14144,113 +14144,113 @@
                 <w:szCs w:val="22"/>
                 <w:color w:val="000000"/>
               </w:rPr>
-              <w:t xml:space="preserve">1.47</w:t>
-            </w:r>
-          </w:p>
-        </w:tc>
-        <w:tc>
-          <w:tcPr>
-            <w:tcBorders>
-              <w:bottom w:val="none" w:sz="0" w:space="0" w:color="000000"/>
-              <w:top w:val="none" w:sz="0" w:space="0" w:color="000000"/>
-              <w:left w:val="none" w:sz="0" w:space="0" w:color="000000"/>
-              <w:right w:val="none" w:sz="0" w:space="0" w:color="000000"/>
-            </w:tcBorders>
-            <w:shd w:val="clear" w:color="auto" w:fill="FFFFFF"/>
-            <w:tcMar>
-              <w:top w:w="0" w:type="dxa"/>
-              <w:bottom w:w="0" w:type="dxa"/>
-              <w:left w:w="0" w:type="dxa"/>
-              <w:right w:w="0" w:type="dxa"/>
-            </w:tcMar>
-            <w:vAlign w:val="top"/>
-          </w:tcPr>
-          <w:p>
-            <w:pPr>
-              <w:pStyle w:val="Normal"/>
-              <w:jc w:val="center"/>
-              <w:pBdr>
-                <w:bottom w:val="none" w:sz="0" w:space="0" w:color="000000"/>
-                <w:top w:val="none" w:sz="0" w:space="0" w:color="000000"/>
-                <w:left w:val="none" w:sz="0" w:space="0" w:color="000000"/>
-                <w:right w:val="none" w:sz="0" w:space="0" w:color="000000"/>
-              </w:pBdr>
-              <w:spacing w:after="100" w:before="100" w:line="240"/>
-              <w:ind w:left="100" w:right="100" w:firstLine="0" w:firstLineChars="0"/>
-              <w:rPr>
-                <w:rFonts w:ascii="Helvetica" w:hAnsi="Helvetica" w:eastAsia="Helvetica" w:cs="Helvetica"/>
-                <w:i w:val="false"/>
-                <w:b w:val="false"/>
-                <w:u w:val="none"/>
-                <w:sz w:val="22"/>
-                <w:szCs w:val="22"/>
-                <w:color w:val="000000"/>
-              </w:rPr>
-            </w:pPr>
-            <w:r>
-              <w:rPr>
-                <w:rFonts w:ascii="Helvetica" w:hAnsi="Helvetica" w:eastAsia="Helvetica" w:cs="Helvetica"/>
-                <w:i w:val="false"/>
-                <w:b w:val="false"/>
-                <w:u w:val="none"/>
-                <w:sz w:val="22"/>
-                <w:szCs w:val="22"/>
-                <w:color w:val="000000"/>
-              </w:rPr>
-              <w:t xml:space="preserve">0.18, 12.1</w:t>
-            </w:r>
-          </w:p>
-        </w:tc>
-        <w:tc>
-          <w:tcPr>
-            <w:tcBorders>
-              <w:bottom w:val="none" w:sz="0" w:space="0" w:color="000000"/>
-              <w:top w:val="none" w:sz="0" w:space="0" w:color="000000"/>
-              <w:left w:val="none" w:sz="0" w:space="0" w:color="000000"/>
-              <w:right w:val="none" w:sz="0" w:space="0" w:color="000000"/>
-            </w:tcBorders>
-            <w:shd w:val="clear" w:color="auto" w:fill="FFFFFF"/>
-            <w:tcMar>
-              <w:top w:w="0" w:type="dxa"/>
-              <w:bottom w:w="0" w:type="dxa"/>
-              <w:left w:w="0" w:type="dxa"/>
-              <w:right w:w="0" w:type="dxa"/>
-            </w:tcMar>
-            <w:vAlign w:val="top"/>
-          </w:tcPr>
-          <w:p>
-            <w:pPr>
-              <w:pStyle w:val="Normal"/>
-              <w:jc w:val="center"/>
-              <w:pBdr>
-                <w:bottom w:val="none" w:sz="0" w:space="0" w:color="000000"/>
-                <w:top w:val="none" w:sz="0" w:space="0" w:color="000000"/>
-                <w:left w:val="none" w:sz="0" w:space="0" w:color="000000"/>
-                <w:right w:val="none" w:sz="0" w:space="0" w:color="000000"/>
-              </w:pBdr>
-              <w:spacing w:after="100" w:before="100" w:line="240"/>
-              <w:ind w:left="100" w:right="100" w:firstLine="0" w:firstLineChars="0"/>
-              <w:rPr>
-                <w:rFonts w:ascii="Helvetica" w:hAnsi="Helvetica" w:eastAsia="Helvetica" w:cs="Helvetica"/>
-                <w:i w:val="false"/>
-                <w:b w:val="false"/>
-                <w:u w:val="none"/>
-                <w:sz w:val="22"/>
-                <w:szCs w:val="22"/>
-                <w:color w:val="000000"/>
-              </w:rPr>
-            </w:pPr>
-            <w:r>
-              <w:rPr>
-                <w:rFonts w:ascii="Helvetica" w:hAnsi="Helvetica" w:eastAsia="Helvetica" w:cs="Helvetica"/>
-                <w:i w:val="false"/>
-                <w:b w:val="false"/>
-                <w:u w:val="none"/>
-                <w:sz w:val="22"/>
-                <w:szCs w:val="22"/>
-                <w:color w:val="000000"/>
-              </w:rPr>
-              <w:t xml:space="preserve">0.720</w:t>
+              <w:t xml:space="preserve">1.43</w:t>
+            </w:r>
+          </w:p>
+        </w:tc>
+        <w:tc>
+          <w:tcPr>
+            <w:tcBorders>
+              <w:bottom w:val="none" w:sz="0" w:space="0" w:color="000000"/>
+              <w:top w:val="none" w:sz="0" w:space="0" w:color="000000"/>
+              <w:left w:val="none" w:sz="0" w:space="0" w:color="000000"/>
+              <w:right w:val="none" w:sz="0" w:space="0" w:color="000000"/>
+            </w:tcBorders>
+            <w:shd w:val="clear" w:color="auto" w:fill="FFFFFF"/>
+            <w:tcMar>
+              <w:top w:w="0" w:type="dxa"/>
+              <w:bottom w:w="0" w:type="dxa"/>
+              <w:left w:w="0" w:type="dxa"/>
+              <w:right w:w="0" w:type="dxa"/>
+            </w:tcMar>
+            <w:vAlign w:val="top"/>
+          </w:tcPr>
+          <w:p>
+            <w:pPr>
+              <w:pStyle w:val="Normal"/>
+              <w:jc w:val="center"/>
+              <w:pBdr>
+                <w:bottom w:val="none" w:sz="0" w:space="0" w:color="000000"/>
+                <w:top w:val="none" w:sz="0" w:space="0" w:color="000000"/>
+                <w:left w:val="none" w:sz="0" w:space="0" w:color="000000"/>
+                <w:right w:val="none" w:sz="0" w:space="0" w:color="000000"/>
+              </w:pBdr>
+              <w:spacing w:after="100" w:before="100" w:line="240"/>
+              <w:ind w:left="100" w:right="100" w:firstLine="0" w:firstLineChars="0"/>
+              <w:rPr>
+                <w:rFonts w:ascii="Helvetica" w:hAnsi="Helvetica" w:eastAsia="Helvetica" w:cs="Helvetica"/>
+                <w:i w:val="false"/>
+                <w:b w:val="false"/>
+                <w:u w:val="none"/>
+                <w:sz w:val="22"/>
+                <w:szCs w:val="22"/>
+                <w:color w:val="000000"/>
+              </w:rPr>
+            </w:pPr>
+            <w:r>
+              <w:rPr>
+                <w:rFonts w:ascii="Helvetica" w:hAnsi="Helvetica" w:eastAsia="Helvetica" w:cs="Helvetica"/>
+                <w:i w:val="false"/>
+                <w:b w:val="false"/>
+                <w:u w:val="none"/>
+                <w:sz w:val="22"/>
+                <w:szCs w:val="22"/>
+                <w:color w:val="000000"/>
+              </w:rPr>
+              <w:t xml:space="preserve">0.19, 10.8</w:t>
+            </w:r>
+          </w:p>
+        </w:tc>
+        <w:tc>
+          <w:tcPr>
+            <w:tcBorders>
+              <w:bottom w:val="none" w:sz="0" w:space="0" w:color="000000"/>
+              <w:top w:val="none" w:sz="0" w:space="0" w:color="000000"/>
+              <w:left w:val="none" w:sz="0" w:space="0" w:color="000000"/>
+              <w:right w:val="none" w:sz="0" w:space="0" w:color="000000"/>
+            </w:tcBorders>
+            <w:shd w:val="clear" w:color="auto" w:fill="FFFFFF"/>
+            <w:tcMar>
+              <w:top w:w="0" w:type="dxa"/>
+              <w:bottom w:w="0" w:type="dxa"/>
+              <w:left w:w="0" w:type="dxa"/>
+              <w:right w:w="0" w:type="dxa"/>
+            </w:tcMar>
+            <w:vAlign w:val="top"/>
+          </w:tcPr>
+          <w:p>
+            <w:pPr>
+              <w:pStyle w:val="Normal"/>
+              <w:jc w:val="center"/>
+              <w:pBdr>
+                <w:bottom w:val="none" w:sz="0" w:space="0" w:color="000000"/>
+                <w:top w:val="none" w:sz="0" w:space="0" w:color="000000"/>
+                <w:left w:val="none" w:sz="0" w:space="0" w:color="000000"/>
+                <w:right w:val="none" w:sz="0" w:space="0" w:color="000000"/>
+              </w:pBdr>
+              <w:spacing w:after="100" w:before="100" w:line="240"/>
+              <w:ind w:left="100" w:right="100" w:firstLine="0" w:firstLineChars="0"/>
+              <w:rPr>
+                <w:rFonts w:ascii="Helvetica" w:hAnsi="Helvetica" w:eastAsia="Helvetica" w:cs="Helvetica"/>
+                <w:i w:val="false"/>
+                <w:b w:val="false"/>
+                <w:u w:val="none"/>
+                <w:sz w:val="22"/>
+                <w:szCs w:val="22"/>
+                <w:color w:val="000000"/>
+              </w:rPr>
+            </w:pPr>
+            <w:r>
+              <w:rPr>
+                <w:rFonts w:ascii="Helvetica" w:hAnsi="Helvetica" w:eastAsia="Helvetica" w:cs="Helvetica"/>
+                <w:i w:val="false"/>
+                <w:b w:val="false"/>
+                <w:u w:val="none"/>
+                <w:sz w:val="22"/>
+                <w:szCs w:val="22"/>
+                <w:color w:val="000000"/>
+              </w:rPr>
+              <w:t xml:space="preserve">0.730</w:t>
             </w:r>
           </w:p>
         </w:tc>
@@ -14309,7 +14309,7 @@
                 <w:szCs w:val="22"/>
                 <w:color w:val="000000"/>
               </w:rPr>
-              <w:t xml:space="preserve">ckd_epi_gfr_cre_cys</w:t>
+              <w:t xml:space="preserve">baseline_cre_egfr</w:t>
             </w:r>
           </w:p>
         </w:tc>
@@ -14521,7 +14521,7 @@
                 <w:szCs w:val="22"/>
                 <w:color w:val="000000"/>
               </w:rPr>
-              <w:t xml:space="preserve">0.008</w:t>
+              <w:t xml:space="preserve">0.016</w:t>
             </w:r>
           </w:p>
         </w:tc>
@@ -14680,7 +14680,7 @@
                 <w:szCs w:val="22"/>
                 <w:color w:val="000000"/>
               </w:rPr>
-              <w:t xml:space="preserve">0.91, 1.02</w:t>
+              <w:t xml:space="preserve">0.93, 1.02</w:t>
             </w:r>
           </w:p>
         </w:tc>
